--- a/ourp-ui/docs/IP-APP-test1.docx
+++ b/ourp-ui/docs/IP-APP-test1.docx
@@ -458,7 +458,7 @@
     <w:p>
       <w:r>
         <w:pict w14:anchorId="714E1A23">
-          <v:rect id="_x0000_i1043" style="width:0;height:1.5pt" o:hralign="center" o:hrstd="t" o:hr="t" fillcolor="#a0a0a0" stroked="f"/>
+          <v:rect id="_x0000_i1025" style="width:0;height:1.5pt" o:hralign="center" o:hrstd="t" o:hr="t" fillcolor="#a0a0a0" stroked="f"/>
         </w:pict>
       </w:r>
     </w:p>
@@ -975,7 +975,7 @@
     <w:p>
       <w:r>
         <w:pict w14:anchorId="5C4D93D8">
-          <v:rect id="_x0000_i1044" style="width:0;height:1.5pt" o:hralign="center" o:hrstd="t" o:hr="t" fillcolor="#a0a0a0" stroked="f"/>
+          <v:rect id="_x0000_i1026" style="width:0;height:1.5pt" o:hralign="center" o:hrstd="t" o:hr="t" fillcolor="#a0a0a0" stroked="f"/>
         </w:pict>
       </w:r>
     </w:p>
@@ -1557,7 +1557,7 @@
     <w:p>
       <w:r>
         <w:pict w14:anchorId="272DAB4C">
-          <v:rect id="_x0000_i1045" style="width:0;height:1.5pt" o:hralign="center" o:hrstd="t" o:hr="t" fillcolor="#a0a0a0" stroked="f"/>
+          <v:rect id="_x0000_i1027" style="width:0;height:1.5pt" o:hralign="center" o:hrstd="t" o:hr="t" fillcolor="#a0a0a0" stroked="f"/>
         </w:pict>
       </w:r>
     </w:p>
@@ -1959,13 +1959,7 @@
         <w:rPr>
           <w:highlight w:val="yellow"/>
         </w:rPr>
-        <w:t>Must be Modular way structure</w:t>
-      </w:r>
-      <w:r>
-        <w:rPr>
-          <w:highlight w:val="yellow"/>
-        </w:rPr>
-        <w:t>.</w:t>
+        <w:t>Must be Modular way structure.</w:t>
       </w:r>
     </w:p>
     <w:p/>
@@ -2022,7 +2016,7 @@
     <w:p>
       <w:r>
         <w:pict w14:anchorId="4ED3022B">
-          <v:rect id="_x0000_i1067" style="width:0;height:1.5pt" o:hralign="center" o:hrstd="t" o:hr="t" fillcolor="#a0a0a0" stroked="f"/>
+          <v:rect id="_x0000_i1028" style="width:0;height:1.5pt" o:hralign="center" o:hrstd="t" o:hr="t" fillcolor="#a0a0a0" stroked="f"/>
         </w:pict>
       </w:r>
     </w:p>
@@ -2472,7 +2466,7 @@
       <w:r>
         <w:lastRenderedPageBreak/>
         <w:pict w14:anchorId="10071C51">
-          <v:rect id="_x0000_i1068" style="width:0;height:1.5pt" o:hralign="center" o:hrstd="t" o:hr="t" fillcolor="#a0a0a0" stroked="f"/>
+          <v:rect id="_x0000_i1029" style="width:0;height:1.5pt" o:hralign="center" o:hrstd="t" o:hr="t" fillcolor="#a0a0a0" stroked="f"/>
         </w:pict>
       </w:r>
     </w:p>
@@ -3063,7 +3057,7 @@
     <w:p>
       <w:r>
         <w:pict w14:anchorId="7BD60A17">
-          <v:rect id="_x0000_i1069" style="width:0;height:1.5pt" o:hralign="center" o:hrstd="t" o:hr="t" fillcolor="#a0a0a0" stroked="f"/>
+          <v:rect id="_x0000_i1030" style="width:0;height:1.5pt" o:hralign="center" o:hrstd="t" o:hr="t" fillcolor="#a0a0a0" stroked="f"/>
         </w:pict>
       </w:r>
     </w:p>
@@ -3763,6 +3757,2960 @@
         <w:t>Start with React app setup step-by-step guidelines</w:t>
       </w:r>
     </w:p>
+    <w:p/>
+    <w:p/>
+    <w:p/>
+    <w:p>
+      <w:pPr>
+        <w:pBdr>
+          <w:top w:val="dotted" w:sz="24" w:space="1" w:color="auto"/>
+          <w:bottom w:val="dotted" w:sz="24" w:space="1" w:color="auto"/>
+        </w:pBdr>
+      </w:pPr>
+    </w:p>
+    <w:p>
+      <w:pPr>
+        <w:pBdr>
+          <w:bottom w:val="dotted" w:sz="24" w:space="1" w:color="auto"/>
+          <w:between w:val="dotted" w:sz="24" w:space="1" w:color="auto"/>
+        </w:pBdr>
+      </w:pPr>
+    </w:p>
+    <w:p/>
+    <w:p>
+      <w:pPr>
+        <w:jc w:val="center"/>
+        <w:rPr>
+          <w:b/>
+          <w:bCs/>
+          <w:i/>
+          <w:iCs/>
+          <w:sz w:val="40"/>
+          <w:szCs w:val="40"/>
+          <w:u w:val="single"/>
+        </w:rPr>
+      </w:pPr>
+      <w:r>
+        <w:rPr>
+          <w:b/>
+          <w:bCs/>
+          <w:i/>
+          <w:iCs/>
+          <w:sz w:val="40"/>
+          <w:szCs w:val="40"/>
+          <w:u w:val="single"/>
+        </w:rPr>
+        <w:t xml:space="preserve">: </w:t>
+      </w:r>
+      <w:r>
+        <w:rPr>
+          <w:b/>
+          <w:bCs/>
+          <w:i/>
+          <w:iCs/>
+          <w:sz w:val="40"/>
+          <w:szCs w:val="40"/>
+          <w:u w:val="single"/>
+        </w:rPr>
+        <w:t xml:space="preserve">New </w:t>
+      </w:r>
+      <w:r>
+        <w:rPr>
+          <w:b/>
+          <w:bCs/>
+          <w:i/>
+          <w:iCs/>
+          <w:sz w:val="40"/>
+          <w:szCs w:val="40"/>
+          <w:u w:val="single"/>
+        </w:rPr>
+        <w:t>Work:</w:t>
+      </w:r>
+    </w:p>
+    <w:p>
+      <w:r>
+        <w:rPr>
+          <w:b/>
+          <w:bCs/>
+        </w:rPr>
+        <w:t>Tech Stacks:</w:t>
+      </w:r>
+      <w:r>
+        <w:br/>
+      </w:r>
+      <w:r>
+        <w:br/>
+      </w:r>
+      <w:proofErr w:type="spellStart"/>
+      <w:r>
+        <w:t>shadcn</w:t>
+      </w:r>
+      <w:proofErr w:type="spellEnd"/>
+      <w:r>
+        <w:t>/</w:t>
+      </w:r>
+      <w:proofErr w:type="spellStart"/>
+      <w:r>
+        <w:t>ui</w:t>
+      </w:r>
+      <w:proofErr w:type="spellEnd"/>
+    </w:p>
+    <w:p/>
+    <w:p>
+      <w:r>
+        <w:lastRenderedPageBreak/>
+        <w:t xml:space="preserve">Can you explain and generate </w:t>
+      </w:r>
+      <w:proofErr w:type="gramStart"/>
+      <w:r>
+        <w:t>Good</w:t>
+      </w:r>
+      <w:proofErr w:type="gramEnd"/>
+      <w:r>
+        <w:t xml:space="preserve"> architecture for React for enterprise application. Draw architecture diagram for the same. You should use all possible tech stacks to make </w:t>
+      </w:r>
+      <w:proofErr w:type="gramStart"/>
+      <w:r>
+        <w:t>sure,</w:t>
+      </w:r>
+      <w:proofErr w:type="gramEnd"/>
+      <w:r>
+        <w:t xml:space="preserve"> Application should be robust, high visual rich. and Responsive pages</w:t>
+      </w:r>
+    </w:p>
+    <w:p/>
+    <w:p>
+      <w:r>
+        <w:t>Awesome—let’s design an enterprise-grade React architecture that’s fast, resilient, visually rich, and easy to evolve. Below is a pragmatic blueprint you can adopt as-is or tailor to your stack.</w:t>
+      </w:r>
+    </w:p>
+    <w:p>
+      <w:pPr>
+        <w:rPr>
+          <w:b/>
+          <w:bCs/>
+        </w:rPr>
+      </w:pPr>
+      <w:r>
+        <w:rPr>
+          <w:b/>
+          <w:bCs/>
+        </w:rPr>
+        <w:t>High-level goals</w:t>
+      </w:r>
+    </w:p>
+    <w:p>
+      <w:pPr>
+        <w:numPr>
+          <w:ilvl w:val="0"/>
+          <w:numId w:val="4"/>
+        </w:numPr>
+      </w:pPr>
+      <w:r>
+        <w:rPr>
+          <w:b/>
+          <w:bCs/>
+        </w:rPr>
+        <w:t>Performance &amp; UX:</w:t>
+      </w:r>
+      <w:r>
+        <w:t xml:space="preserve"> SSR/SSG + edge caching, code-splitting, image optimization, Core Web Vitals.</w:t>
+      </w:r>
+    </w:p>
+    <w:p>
+      <w:pPr>
+        <w:numPr>
+          <w:ilvl w:val="0"/>
+          <w:numId w:val="4"/>
+        </w:numPr>
+      </w:pPr>
+      <w:r>
+        <w:rPr>
+          <w:b/>
+          <w:bCs/>
+        </w:rPr>
+        <w:t>Reliability &amp; Scale:</w:t>
+      </w:r>
+      <w:r>
+        <w:t xml:space="preserve"> </w:t>
+      </w:r>
+      <w:proofErr w:type="spellStart"/>
+      <w:r>
+        <w:t>Microfrontends</w:t>
+      </w:r>
+      <w:proofErr w:type="spellEnd"/>
+      <w:r>
+        <w:t xml:space="preserve"> (optional), BFF layer, typed contracts, robust </w:t>
+      </w:r>
+      <w:proofErr w:type="gramStart"/>
+      <w:r>
+        <w:t>caching</w:t>
+      </w:r>
+      <w:proofErr w:type="gramEnd"/>
+      <w:r>
+        <w:t>/offline.</w:t>
+      </w:r>
+    </w:p>
+    <w:p>
+      <w:pPr>
+        <w:numPr>
+          <w:ilvl w:val="0"/>
+          <w:numId w:val="4"/>
+        </w:numPr>
+      </w:pPr>
+      <w:r>
+        <w:rPr>
+          <w:b/>
+          <w:bCs/>
+        </w:rPr>
+        <w:t>Security:</w:t>
+      </w:r>
+      <w:r>
+        <w:t xml:space="preserve"> OIDC/OAuth2, CSP, dependency auditing, secret hygiene.</w:t>
+      </w:r>
+    </w:p>
+    <w:p>
+      <w:pPr>
+        <w:numPr>
+          <w:ilvl w:val="0"/>
+          <w:numId w:val="4"/>
+        </w:numPr>
+      </w:pPr>
+      <w:r>
+        <w:rPr>
+          <w:b/>
+          <w:bCs/>
+        </w:rPr>
+        <w:t>Velocity:</w:t>
+      </w:r>
+      <w:r>
+        <w:t xml:space="preserve"> </w:t>
+      </w:r>
+      <w:proofErr w:type="spellStart"/>
+      <w:r>
+        <w:t>Monorepo</w:t>
+      </w:r>
+      <w:proofErr w:type="spellEnd"/>
+      <w:r>
+        <w:t xml:space="preserve">, </w:t>
+      </w:r>
+      <w:proofErr w:type="spellStart"/>
+      <w:r>
+        <w:t>codegen</w:t>
+      </w:r>
+      <w:proofErr w:type="spellEnd"/>
+      <w:r>
+        <w:t xml:space="preserve"> from API schemas, automated testing, preview environments.</w:t>
+      </w:r>
+    </w:p>
+    <w:p>
+      <w:pPr>
+        <w:numPr>
+          <w:ilvl w:val="0"/>
+          <w:numId w:val="4"/>
+        </w:numPr>
+      </w:pPr>
+      <w:r>
+        <w:rPr>
+          <w:b/>
+          <w:bCs/>
+        </w:rPr>
+        <w:t>Observability:</w:t>
+      </w:r>
+      <w:r>
+        <w:t xml:space="preserve"> Tracing + error/session replay + feature flags.</w:t>
+      </w:r>
+    </w:p>
+    <w:p>
+      <w:r>
+        <w:pict w14:anchorId="39010937">
+          <v:rect id="_x0000_i1079" style="width:0;height:1.5pt" o:hralign="center" o:hrstd="t" o:hr="t" fillcolor="#a0a0a0" stroked="f"/>
+        </w:pict>
+      </w:r>
+    </w:p>
+    <w:p>
+      <w:pPr>
+        <w:rPr>
+          <w:b/>
+          <w:bCs/>
+        </w:rPr>
+      </w:pPr>
+      <w:r>
+        <w:rPr>
+          <w:b/>
+          <w:bCs/>
+        </w:rPr>
+        <w:t>Recommended stack (opinionated but swappable)</w:t>
+      </w:r>
+    </w:p>
+    <w:p>
+      <w:pPr>
+        <w:numPr>
+          <w:ilvl w:val="0"/>
+          <w:numId w:val="5"/>
+        </w:numPr>
+      </w:pPr>
+      <w:r>
+        <w:rPr>
+          <w:b/>
+          <w:bCs/>
+        </w:rPr>
+        <w:t>Runtime &amp; Framework:</w:t>
+      </w:r>
+      <w:r>
+        <w:t xml:space="preserve"> React 18 + TypeScript, </w:t>
+      </w:r>
+      <w:r>
+        <w:rPr>
+          <w:b/>
+          <w:bCs/>
+        </w:rPr>
+        <w:t>Next.js</w:t>
+      </w:r>
+      <w:r>
+        <w:t xml:space="preserve"> (app router) for SSR/SSG/ISR &amp; routing.</w:t>
+      </w:r>
+    </w:p>
+    <w:p>
+      <w:pPr>
+        <w:numPr>
+          <w:ilvl w:val="0"/>
+          <w:numId w:val="5"/>
+        </w:numPr>
+      </w:pPr>
+      <w:r>
+        <w:rPr>
+          <w:b/>
+          <w:bCs/>
+        </w:rPr>
+        <w:t>Build/Repo:</w:t>
+      </w:r>
+      <w:r>
+        <w:t xml:space="preserve"> </w:t>
+      </w:r>
+      <w:proofErr w:type="spellStart"/>
+      <w:r>
+        <w:t>pnpm</w:t>
+      </w:r>
+      <w:proofErr w:type="spellEnd"/>
+      <w:r>
+        <w:t xml:space="preserve"> + </w:t>
+      </w:r>
+      <w:proofErr w:type="spellStart"/>
+      <w:r>
+        <w:rPr>
+          <w:b/>
+          <w:bCs/>
+        </w:rPr>
+        <w:t>Turborepo</w:t>
+      </w:r>
+      <w:proofErr w:type="spellEnd"/>
+      <w:r>
+        <w:t xml:space="preserve"> (or </w:t>
+      </w:r>
+      <w:proofErr w:type="spellStart"/>
+      <w:r>
+        <w:t>Nx</w:t>
+      </w:r>
+      <w:proofErr w:type="spellEnd"/>
+      <w:r>
+        <w:t xml:space="preserve">) </w:t>
+      </w:r>
+      <w:proofErr w:type="spellStart"/>
+      <w:r>
+        <w:t>monorepo</w:t>
+      </w:r>
+      <w:proofErr w:type="spellEnd"/>
+      <w:r>
+        <w:t xml:space="preserve">; Vite for libraries and </w:t>
+      </w:r>
+      <w:proofErr w:type="spellStart"/>
+      <w:r>
+        <w:t>microfrontends</w:t>
+      </w:r>
+      <w:proofErr w:type="spellEnd"/>
+      <w:r>
+        <w:t xml:space="preserve"> where needed.</w:t>
+      </w:r>
+    </w:p>
+    <w:p>
+      <w:pPr>
+        <w:numPr>
+          <w:ilvl w:val="0"/>
+          <w:numId w:val="5"/>
+        </w:numPr>
+      </w:pPr>
+      <w:r>
+        <w:rPr>
+          <w:b/>
+          <w:bCs/>
+        </w:rPr>
+        <w:t>UI/Design:</w:t>
+      </w:r>
+      <w:r>
+        <w:t xml:space="preserve"> Tailwind CSS + </w:t>
+      </w:r>
+      <w:proofErr w:type="spellStart"/>
+      <w:r>
+        <w:t>shadcn</w:t>
+      </w:r>
+      <w:proofErr w:type="spellEnd"/>
+      <w:r>
+        <w:t>/</w:t>
+      </w:r>
+      <w:proofErr w:type="spellStart"/>
+      <w:r>
+        <w:t>ui</w:t>
+      </w:r>
+      <w:proofErr w:type="spellEnd"/>
+      <w:r>
+        <w:t xml:space="preserve"> (or MUI), Framer Motion, Storybook, theming (dark/</w:t>
+      </w:r>
+      <w:proofErr w:type="gramStart"/>
+      <w:r>
+        <w:t>high-contrast</w:t>
+      </w:r>
+      <w:proofErr w:type="gramEnd"/>
+      <w:r>
+        <w:t>), i18next.</w:t>
+      </w:r>
+    </w:p>
+    <w:p>
+      <w:pPr>
+        <w:numPr>
+          <w:ilvl w:val="0"/>
+          <w:numId w:val="5"/>
+        </w:numPr>
+      </w:pPr>
+      <w:r>
+        <w:rPr>
+          <w:b/>
+          <w:bCs/>
+        </w:rPr>
+        <w:t>State &amp; Data:</w:t>
+      </w:r>
+    </w:p>
+    <w:p>
+      <w:pPr>
+        <w:numPr>
+          <w:ilvl w:val="1"/>
+          <w:numId w:val="5"/>
+        </w:numPr>
+      </w:pPr>
+      <w:r>
+        <w:t xml:space="preserve">Server data: </w:t>
+      </w:r>
+      <w:r>
+        <w:rPr>
+          <w:b/>
+          <w:bCs/>
+        </w:rPr>
+        <w:t>React Query</w:t>
+      </w:r>
+      <w:r>
+        <w:t xml:space="preserve"> (</w:t>
+      </w:r>
+      <w:proofErr w:type="spellStart"/>
+      <w:r>
+        <w:t>TanStack</w:t>
+      </w:r>
+      <w:proofErr w:type="spellEnd"/>
+      <w:r>
+        <w:t xml:space="preserve">) or </w:t>
+      </w:r>
+      <w:r>
+        <w:rPr>
+          <w:b/>
+          <w:bCs/>
+        </w:rPr>
+        <w:t>RTK Query</w:t>
+      </w:r>
+      <w:r>
+        <w:t xml:space="preserve"> (if Redux present).</w:t>
+      </w:r>
+    </w:p>
+    <w:p>
+      <w:pPr>
+        <w:numPr>
+          <w:ilvl w:val="1"/>
+          <w:numId w:val="5"/>
+        </w:numPr>
+      </w:pPr>
+      <w:r>
+        <w:t>Client state: Redux Toolkit for “app/global” concerns; component local state via hooks.</w:t>
+      </w:r>
+    </w:p>
+    <w:p>
+      <w:pPr>
+        <w:numPr>
+          <w:ilvl w:val="1"/>
+          <w:numId w:val="5"/>
+        </w:numPr>
+      </w:pPr>
+      <w:r>
+        <w:t>Forms &amp; validation: React Hook Form + Zod.</w:t>
+      </w:r>
+    </w:p>
+    <w:p>
+      <w:pPr>
+        <w:numPr>
+          <w:ilvl w:val="1"/>
+          <w:numId w:val="5"/>
+        </w:numPr>
+      </w:pPr>
+      <w:r>
+        <w:lastRenderedPageBreak/>
+        <w:t xml:space="preserve">Offline/cache: Service Worker + </w:t>
+      </w:r>
+      <w:proofErr w:type="spellStart"/>
+      <w:r>
+        <w:rPr>
+          <w:b/>
+          <w:bCs/>
+        </w:rPr>
+        <w:t>IndexedDB</w:t>
+      </w:r>
+      <w:proofErr w:type="spellEnd"/>
+      <w:r>
+        <w:t xml:space="preserve"> via Dexie.</w:t>
+      </w:r>
+    </w:p>
+    <w:p>
+      <w:pPr>
+        <w:numPr>
+          <w:ilvl w:val="0"/>
+          <w:numId w:val="5"/>
+        </w:numPr>
+      </w:pPr>
+      <w:r>
+        <w:rPr>
+          <w:b/>
+          <w:bCs/>
+        </w:rPr>
+        <w:t>APIs:</w:t>
+      </w:r>
+    </w:p>
+    <w:p>
+      <w:pPr>
+        <w:numPr>
+          <w:ilvl w:val="1"/>
+          <w:numId w:val="5"/>
+        </w:numPr>
+      </w:pPr>
+      <w:r>
+        <w:t>REST (</w:t>
+      </w:r>
+      <w:proofErr w:type="spellStart"/>
+      <w:r>
+        <w:t>OpenAPI</w:t>
+      </w:r>
+      <w:proofErr w:type="spellEnd"/>
+      <w:r>
+        <w:t xml:space="preserve">) + </w:t>
+      </w:r>
+      <w:proofErr w:type="spellStart"/>
+      <w:r>
+        <w:t>GraphQL</w:t>
+      </w:r>
+      <w:proofErr w:type="spellEnd"/>
+      <w:r>
+        <w:t xml:space="preserve"> (</w:t>
+      </w:r>
+      <w:proofErr w:type="spellStart"/>
+      <w:r>
+        <w:t>codegen</w:t>
+      </w:r>
+      <w:proofErr w:type="spellEnd"/>
+      <w:r>
+        <w:t>).</w:t>
+      </w:r>
+    </w:p>
+    <w:p>
+      <w:pPr>
+        <w:numPr>
+          <w:ilvl w:val="1"/>
+          <w:numId w:val="5"/>
+        </w:numPr>
+      </w:pPr>
+      <w:r>
+        <w:t xml:space="preserve">WebSocket/SSE for </w:t>
+      </w:r>
+      <w:proofErr w:type="spellStart"/>
+      <w:r>
+        <w:t>realtime</w:t>
+      </w:r>
+      <w:proofErr w:type="spellEnd"/>
+      <w:r>
+        <w:t>.</w:t>
+      </w:r>
+    </w:p>
+    <w:p>
+      <w:pPr>
+        <w:numPr>
+          <w:ilvl w:val="1"/>
+          <w:numId w:val="5"/>
+        </w:numPr>
+      </w:pPr>
+      <w:r>
+        <w:rPr>
+          <w:b/>
+          <w:bCs/>
+        </w:rPr>
+        <w:t>BFF</w:t>
+      </w:r>
+      <w:r>
+        <w:t xml:space="preserve"> (Node/Express/</w:t>
+      </w:r>
+      <w:proofErr w:type="spellStart"/>
+      <w:r>
+        <w:t>Fastify</w:t>
+      </w:r>
+      <w:proofErr w:type="spellEnd"/>
+      <w:r>
+        <w:t>/</w:t>
+      </w:r>
+      <w:proofErr w:type="spellStart"/>
+      <w:r>
+        <w:t>NestJS</w:t>
+      </w:r>
+      <w:proofErr w:type="spellEnd"/>
+      <w:r>
+        <w:t xml:space="preserve">) to aggregate + enforce policy; </w:t>
+      </w:r>
+      <w:proofErr w:type="spellStart"/>
+      <w:r>
+        <w:t>gRPC</w:t>
+      </w:r>
+      <w:proofErr w:type="spellEnd"/>
+      <w:r>
+        <w:t>-web via Envoy if needed.</w:t>
+      </w:r>
+    </w:p>
+    <w:p>
+      <w:pPr>
+        <w:numPr>
+          <w:ilvl w:val="0"/>
+          <w:numId w:val="5"/>
+        </w:numPr>
+      </w:pPr>
+      <w:r>
+        <w:rPr>
+          <w:b/>
+          <w:bCs/>
+        </w:rPr>
+        <w:t>Auth &amp; Security:</w:t>
+      </w:r>
+      <w:r>
+        <w:t xml:space="preserve"> OIDC/OAuth2 (Auth0 / Azure AD), JWT/PKCE, RBAC/ABAC, rotate refresh tokens, CSP, SRI, Helmet headers, dependency scanning (</w:t>
+      </w:r>
+      <w:proofErr w:type="spellStart"/>
+      <w:r>
+        <w:t>Dependabot</w:t>
+      </w:r>
+      <w:proofErr w:type="spellEnd"/>
+      <w:r>
+        <w:t>/</w:t>
+      </w:r>
+      <w:proofErr w:type="spellStart"/>
+      <w:r>
+        <w:t>Snyk</w:t>
+      </w:r>
+      <w:proofErr w:type="spellEnd"/>
+      <w:r>
+        <w:t>).</w:t>
+      </w:r>
+    </w:p>
+    <w:p>
+      <w:pPr>
+        <w:numPr>
+          <w:ilvl w:val="0"/>
+          <w:numId w:val="5"/>
+        </w:numPr>
+      </w:pPr>
+      <w:r>
+        <w:rPr>
+          <w:b/>
+          <w:bCs/>
+        </w:rPr>
+        <w:t>Observability:</w:t>
+      </w:r>
+      <w:r>
+        <w:t xml:space="preserve"> </w:t>
+      </w:r>
+      <w:proofErr w:type="spellStart"/>
+      <w:r>
+        <w:t>OpenTelemetry</w:t>
+      </w:r>
+      <w:proofErr w:type="spellEnd"/>
+      <w:r>
+        <w:t xml:space="preserve"> (web + BFF), Sentry (errors), </w:t>
+      </w:r>
+      <w:proofErr w:type="spellStart"/>
+      <w:r>
+        <w:t>LogRocket</w:t>
+      </w:r>
+      <w:proofErr w:type="spellEnd"/>
+      <w:r>
+        <w:t xml:space="preserve"> (session replay), analytics (</w:t>
+      </w:r>
+      <w:proofErr w:type="spellStart"/>
+      <w:r>
+        <w:t>PostHog</w:t>
+      </w:r>
+      <w:proofErr w:type="spellEnd"/>
+      <w:r>
+        <w:t>/GA4).</w:t>
+      </w:r>
+    </w:p>
+    <w:p>
+      <w:pPr>
+        <w:numPr>
+          <w:ilvl w:val="0"/>
+          <w:numId w:val="5"/>
+        </w:numPr>
+      </w:pPr>
+      <w:r>
+        <w:rPr>
+          <w:b/>
+          <w:bCs/>
+        </w:rPr>
+        <w:t>Feature flags &amp; Config:</w:t>
+      </w:r>
+      <w:r>
+        <w:t xml:space="preserve"> </w:t>
+      </w:r>
+      <w:proofErr w:type="spellStart"/>
+      <w:r>
+        <w:t>LaunchDarkly</w:t>
+      </w:r>
+      <w:proofErr w:type="spellEnd"/>
+      <w:r>
+        <w:t>/Unleash + runtime remote config.</w:t>
+      </w:r>
+    </w:p>
+    <w:p>
+      <w:pPr>
+        <w:numPr>
+          <w:ilvl w:val="0"/>
+          <w:numId w:val="5"/>
+        </w:numPr>
+      </w:pPr>
+      <w:r>
+        <w:rPr>
+          <w:b/>
+          <w:bCs/>
+        </w:rPr>
+        <w:t>Testing:</w:t>
+      </w:r>
+      <w:r>
+        <w:t xml:space="preserve"> </w:t>
+      </w:r>
+      <w:proofErr w:type="spellStart"/>
+      <w:r>
+        <w:t>Vitest</w:t>
+      </w:r>
+      <w:proofErr w:type="spellEnd"/>
+      <w:r>
+        <w:t>/Jest + React Testing Library, Playwright/Cypress (E2E), Contract tests (Pact), Lighthouse CI.</w:t>
+      </w:r>
+    </w:p>
+    <w:p>
+      <w:pPr>
+        <w:numPr>
+          <w:ilvl w:val="0"/>
+          <w:numId w:val="5"/>
+        </w:numPr>
+      </w:pPr>
+      <w:r>
+        <w:rPr>
+          <w:b/>
+          <w:bCs/>
+        </w:rPr>
+        <w:t>CI/CD:</w:t>
+      </w:r>
+      <w:r>
+        <w:t xml:space="preserve"> GitHub Actions / Azure DevOps; preview deploys (</w:t>
+      </w:r>
+      <w:proofErr w:type="spellStart"/>
+      <w:r>
+        <w:t>Vercel</w:t>
+      </w:r>
+      <w:proofErr w:type="spellEnd"/>
+      <w:r>
+        <w:t>/Netlify); canary releases.</w:t>
+      </w:r>
+    </w:p>
+    <w:p>
+      <w:pPr>
+        <w:numPr>
+          <w:ilvl w:val="0"/>
+          <w:numId w:val="5"/>
+        </w:numPr>
+      </w:pPr>
+      <w:r>
+        <w:rPr>
+          <w:b/>
+          <w:bCs/>
+        </w:rPr>
+        <w:t>Content &amp; Media:</w:t>
+      </w:r>
+      <w:r>
+        <w:t xml:space="preserve"> CMS (</w:t>
+      </w:r>
+      <w:proofErr w:type="spellStart"/>
+      <w:r>
+        <w:t>Contentful</w:t>
+      </w:r>
+      <w:proofErr w:type="spellEnd"/>
+      <w:r>
+        <w:t>/Sanity) via edge CDN; Next/Image optimization; LQIP/blur placeholders.</w:t>
+      </w:r>
+    </w:p>
+    <w:p>
+      <w:pPr>
+        <w:numPr>
+          <w:ilvl w:val="0"/>
+          <w:numId w:val="5"/>
+        </w:numPr>
+      </w:pPr>
+      <w:r>
+        <w:rPr>
+          <w:b/>
+          <w:bCs/>
+        </w:rPr>
+        <w:t>Accessibility:</w:t>
+      </w:r>
+      <w:r>
+        <w:t xml:space="preserve"> WCAG 2.2 AA, axe integration in CI, keyboard/RTL, reduced motion.</w:t>
+      </w:r>
+    </w:p>
+    <w:p>
+      <w:r>
+        <w:pict w14:anchorId="77CB62D0">
+          <v:rect id="_x0000_i1080" style="width:0;height:1.5pt" o:hralign="center" o:hrstd="t" o:hr="t" fillcolor="#a0a0a0" stroked="f"/>
+        </w:pict>
+      </w:r>
+    </w:p>
+    <w:p>
+      <w:pPr>
+        <w:rPr>
+          <w:b/>
+          <w:bCs/>
+        </w:rPr>
+      </w:pPr>
+      <w:r>
+        <w:rPr>
+          <w:b/>
+          <w:bCs/>
+        </w:rPr>
+        <w:t>Architecture diagram</w:t>
+      </w:r>
+    </w:p>
+    <w:p>
+      <w:r>
+        <w:t>flowchart LR</w:t>
+      </w:r>
+    </w:p>
+    <w:p>
+      <w:r>
+        <w:t>%% Client</w:t>
+      </w:r>
+    </w:p>
+    <w:p>
+      <w:r>
+        <w:t>subgraph Client [Client (Browser/Device)]</w:t>
+      </w:r>
+    </w:p>
+    <w:p>
+      <w:r>
+        <w:t xml:space="preserve">  </w:t>
+      </w:r>
+      <w:proofErr w:type="gramStart"/>
+      <w:r>
+        <w:t>direction</w:t>
+      </w:r>
+      <w:proofErr w:type="gramEnd"/>
+      <w:r>
+        <w:t xml:space="preserve"> TB</w:t>
+      </w:r>
+    </w:p>
+    <w:p>
+      <w:r>
+        <w:t xml:space="preserve">  A1[UI Layer\</w:t>
+      </w:r>
+      <w:proofErr w:type="spellStart"/>
+      <w:r>
+        <w:t>nTailwind</w:t>
+      </w:r>
+      <w:proofErr w:type="spellEnd"/>
+      <w:r>
+        <w:t xml:space="preserve"> + </w:t>
+      </w:r>
+      <w:proofErr w:type="spellStart"/>
+      <w:r>
+        <w:t>shadcn</w:t>
+      </w:r>
+      <w:proofErr w:type="spellEnd"/>
+      <w:r>
+        <w:t>/</w:t>
+      </w:r>
+      <w:proofErr w:type="spellStart"/>
+      <w:r>
+        <w:t>ui</w:t>
+      </w:r>
+      <w:proofErr w:type="spellEnd"/>
+      <w:r>
+        <w:t>\</w:t>
+      </w:r>
+      <w:proofErr w:type="spellStart"/>
+      <w:r>
+        <w:t>nStorybook</w:t>
+      </w:r>
+      <w:proofErr w:type="spellEnd"/>
+      <w:r>
+        <w:t>] --&gt; A2[State Layer\</w:t>
+      </w:r>
+      <w:proofErr w:type="spellStart"/>
+      <w:r>
+        <w:t>nRedux</w:t>
+      </w:r>
+      <w:proofErr w:type="spellEnd"/>
+      <w:r>
+        <w:t xml:space="preserve"> Toolkit\</w:t>
+      </w:r>
+      <w:proofErr w:type="spellStart"/>
+      <w:r>
+        <w:t>nReact</w:t>
+      </w:r>
+      <w:proofErr w:type="spellEnd"/>
+      <w:r>
+        <w:t xml:space="preserve"> Query / RTKQ]</w:t>
+      </w:r>
+    </w:p>
+    <w:p>
+      <w:r>
+        <w:t xml:space="preserve">  A2 --&gt; A3[Data Access SDKs\</w:t>
+      </w:r>
+      <w:proofErr w:type="spellStart"/>
+      <w:r>
+        <w:t>nOpenAPI</w:t>
+      </w:r>
+      <w:proofErr w:type="spellEnd"/>
+      <w:r>
+        <w:t>/</w:t>
+      </w:r>
+      <w:proofErr w:type="spellStart"/>
+      <w:r>
+        <w:t>GraphQL</w:t>
+      </w:r>
+      <w:proofErr w:type="spellEnd"/>
+      <w:r>
+        <w:t xml:space="preserve"> </w:t>
+      </w:r>
+      <w:proofErr w:type="spellStart"/>
+      <w:r>
+        <w:t>Codegen</w:t>
+      </w:r>
+      <w:proofErr w:type="spellEnd"/>
+      <w:r>
+        <w:t>\</w:t>
+      </w:r>
+      <w:proofErr w:type="spellStart"/>
+      <w:r>
+        <w:t>nWebSocket</w:t>
+      </w:r>
+      <w:proofErr w:type="spellEnd"/>
+      <w:r>
+        <w:t>/SSE]</w:t>
+      </w:r>
+    </w:p>
+    <w:p>
+      <w:r>
+        <w:lastRenderedPageBreak/>
+        <w:t xml:space="preserve">  A1 --&gt; A4[Routing + SSR/SSG/ISR\nNext.js App Router]</w:t>
+      </w:r>
+    </w:p>
+    <w:p>
+      <w:r>
+        <w:t xml:space="preserve">  A1 --&gt; A5[Forms + Validation\</w:t>
+      </w:r>
+      <w:proofErr w:type="spellStart"/>
+      <w:r>
+        <w:t>nReact</w:t>
+      </w:r>
+      <w:proofErr w:type="spellEnd"/>
+      <w:r>
+        <w:t xml:space="preserve"> Hook Form + Zod]</w:t>
+      </w:r>
+    </w:p>
+    <w:p>
+      <w:r>
+        <w:t xml:space="preserve">  A1 --&gt; A6[Accessibility &amp; i18n\na11y tooling + i18next]</w:t>
+      </w:r>
+    </w:p>
+    <w:p>
+      <w:r>
+        <w:t xml:space="preserve">  A2 --&gt; A7[Local Cache &amp; Offline\</w:t>
+      </w:r>
+      <w:proofErr w:type="spellStart"/>
+      <w:r>
+        <w:t>nSW</w:t>
+      </w:r>
+      <w:proofErr w:type="spellEnd"/>
+      <w:r>
+        <w:t xml:space="preserve"> + </w:t>
+      </w:r>
+      <w:proofErr w:type="spellStart"/>
+      <w:r>
+        <w:t>IndexedDB</w:t>
+      </w:r>
+      <w:proofErr w:type="spellEnd"/>
+      <w:r>
+        <w:t xml:space="preserve"> (Dexie)]</w:t>
+      </w:r>
+    </w:p>
+    <w:p>
+      <w:r>
+        <w:t xml:space="preserve">  A1 --&gt; A8[Feature Flags\</w:t>
+      </w:r>
+      <w:proofErr w:type="spellStart"/>
+      <w:r>
+        <w:t>nLaunchDarkly</w:t>
+      </w:r>
+      <w:proofErr w:type="spellEnd"/>
+      <w:r>
+        <w:t>/Unleash]</w:t>
+      </w:r>
+    </w:p>
+    <w:p>
+      <w:r>
+        <w:t xml:space="preserve">  A1 --&gt; A9[Telemetry SDK\</w:t>
+      </w:r>
+      <w:proofErr w:type="spellStart"/>
+      <w:r>
+        <w:t>nOpenTelemetry</w:t>
+      </w:r>
+      <w:proofErr w:type="spellEnd"/>
+      <w:r>
+        <w:t xml:space="preserve"> + Sentry]</w:t>
+      </w:r>
+    </w:p>
+    <w:p>
+      <w:r>
+        <w:t>end</w:t>
+      </w:r>
+    </w:p>
+    <w:p/>
+    <w:p>
+      <w:r>
+        <w:t>%% Edge</w:t>
+      </w:r>
+    </w:p>
+    <w:p>
+      <w:r>
+        <w:t>subgraph Edge [CDN / Edge Network]</w:t>
+      </w:r>
+    </w:p>
+    <w:p>
+      <w:r>
+        <w:t xml:space="preserve">  E1[Static Assets\</w:t>
+      </w:r>
+      <w:proofErr w:type="spellStart"/>
+      <w:r>
+        <w:t>nImages</w:t>
+      </w:r>
+      <w:proofErr w:type="spellEnd"/>
+      <w:r>
+        <w:t>, Fonts, JS</w:t>
+      </w:r>
+      <w:proofErr w:type="gramStart"/>
+      <w:r>
+        <w:t>]:::</w:t>
+      </w:r>
+      <w:proofErr w:type="gramEnd"/>
+      <w:r>
+        <w:t>edge</w:t>
+      </w:r>
+    </w:p>
+    <w:p>
+      <w:r>
+        <w:t xml:space="preserve">  E2[Edge SSR / Middleware\n(</w:t>
+      </w:r>
+      <w:proofErr w:type="spellStart"/>
+      <w:r>
+        <w:t>Next@</w:t>
+      </w:r>
+      <w:proofErr w:type="gramStart"/>
+      <w:r>
+        <w:t>Edge</w:t>
+      </w:r>
+      <w:proofErr w:type="spellEnd"/>
+      <w:r>
+        <w:t>)]:::</w:t>
+      </w:r>
+      <w:proofErr w:type="gramEnd"/>
+      <w:r>
+        <w:t>edge</w:t>
+      </w:r>
+    </w:p>
+    <w:p>
+      <w:r>
+        <w:t>end</w:t>
+      </w:r>
+    </w:p>
+    <w:p/>
+    <w:p>
+      <w:r>
+        <w:t>%% Platform</w:t>
+      </w:r>
+    </w:p>
+    <w:p>
+      <w:r>
+        <w:t>subgraph Platform [Platform / Backend]</w:t>
+      </w:r>
+    </w:p>
+    <w:p>
+      <w:r>
+        <w:t xml:space="preserve">  </w:t>
+      </w:r>
+      <w:proofErr w:type="gramStart"/>
+      <w:r>
+        <w:t>direction</w:t>
+      </w:r>
+      <w:proofErr w:type="gramEnd"/>
+      <w:r>
+        <w:t xml:space="preserve"> TB</w:t>
+      </w:r>
+    </w:p>
+    <w:p>
+      <w:r>
+        <w:t xml:space="preserve">  B1[BFF (Node/Nest/</w:t>
+      </w:r>
+      <w:proofErr w:type="spellStart"/>
+      <w:proofErr w:type="gramStart"/>
+      <w:r>
+        <w:t>Fastify</w:t>
+      </w:r>
+      <w:proofErr w:type="spellEnd"/>
+      <w:r>
+        <w:t>)\</w:t>
+      </w:r>
+      <w:proofErr w:type="spellStart"/>
+      <w:proofErr w:type="gramEnd"/>
+      <w:r>
+        <w:t>nAuthZ</w:t>
+      </w:r>
+      <w:proofErr w:type="spellEnd"/>
+      <w:r>
+        <w:t>, Aggregation, Rate Limits] --&gt; B2[(API Gateway)]</w:t>
+      </w:r>
+    </w:p>
+    <w:p>
+      <w:r>
+        <w:t xml:space="preserve">  B2 --&gt; B3[Domain Services (REST/</w:t>
+      </w:r>
+      <w:proofErr w:type="spellStart"/>
+      <w:r>
+        <w:t>GraphQL</w:t>
+      </w:r>
+      <w:proofErr w:type="spellEnd"/>
+      <w:r>
+        <w:t>)]</w:t>
+      </w:r>
+    </w:p>
+    <w:p>
+      <w:r>
+        <w:t xml:space="preserve">  B2 --&gt; B4[Realtime (WS/SSE/</w:t>
+      </w:r>
+      <w:proofErr w:type="spellStart"/>
+      <w:r>
+        <w:t>gRPC</w:t>
+      </w:r>
+      <w:proofErr w:type="spellEnd"/>
+      <w:r>
+        <w:t>-web via Envoy)]</w:t>
+      </w:r>
+    </w:p>
+    <w:p>
+      <w:r>
+        <w:t xml:space="preserve">  B3 --&gt; </w:t>
+      </w:r>
+      <w:proofErr w:type="gramStart"/>
+      <w:r>
+        <w:t>B5[(</w:t>
+      </w:r>
+      <w:proofErr w:type="gramEnd"/>
+      <w:r>
+        <w:t>Datastores\</w:t>
+      </w:r>
+      <w:proofErr w:type="spellStart"/>
+      <w:r>
+        <w:t>nSQL</w:t>
+      </w:r>
+      <w:proofErr w:type="spellEnd"/>
+      <w:r>
+        <w:t>/NoSQL/Cache)]</w:t>
+      </w:r>
+    </w:p>
+    <w:p>
+      <w:r>
+        <w:t xml:space="preserve">  B3 --&gt; B6[(Search / Vector DB)]</w:t>
+      </w:r>
+    </w:p>
+    <w:p>
+      <w:r>
+        <w:t xml:space="preserve">  B3 --&gt; </w:t>
+      </w:r>
+      <w:proofErr w:type="gramStart"/>
+      <w:r>
+        <w:t>B7[(</w:t>
+      </w:r>
+      <w:proofErr w:type="gramEnd"/>
+      <w:r>
+        <w:t>Event Bus/Kafka)]</w:t>
+      </w:r>
+    </w:p>
+    <w:p>
+      <w:r>
+        <w:t xml:space="preserve">  B1 --&gt; B8[Auth Provider\</w:t>
+      </w:r>
+      <w:proofErr w:type="spellStart"/>
+      <w:r>
+        <w:t>nOIDC</w:t>
+      </w:r>
+      <w:proofErr w:type="spellEnd"/>
+      <w:r>
+        <w:t>/OAuth2]</w:t>
+      </w:r>
+    </w:p>
+    <w:p>
+      <w:r>
+        <w:t xml:space="preserve">  B1 --&gt; B9[CMS / DAM]</w:t>
+      </w:r>
+    </w:p>
+    <w:p>
+      <w:r>
+        <w:t xml:space="preserve">  B1 --&gt; B10[Payments/3rd Parties]</w:t>
+      </w:r>
+    </w:p>
+    <w:p>
+      <w:r>
+        <w:lastRenderedPageBreak/>
+        <w:t>end</w:t>
+      </w:r>
+    </w:p>
+    <w:p/>
+    <w:p>
+      <w:r>
+        <w:t>%% Observability &amp; CI</w:t>
+      </w:r>
+    </w:p>
+    <w:p>
+      <w:r>
+        <w:t>subgraph Ops [Ops &amp; Quality]</w:t>
+      </w:r>
+    </w:p>
+    <w:p>
+      <w:r>
+        <w:t xml:space="preserve">  O1[CI/CD Pipelines\</w:t>
+      </w:r>
+      <w:proofErr w:type="spellStart"/>
+      <w:r>
+        <w:t>nBuild</w:t>
+      </w:r>
+      <w:proofErr w:type="spellEnd"/>
+      <w:r>
+        <w:t>, Test, Lint, SCA</w:t>
+      </w:r>
+      <w:proofErr w:type="gramStart"/>
+      <w:r>
+        <w:t>]:::</w:t>
+      </w:r>
+      <w:proofErr w:type="gramEnd"/>
+      <w:r>
+        <w:t>ops</w:t>
+      </w:r>
+    </w:p>
+    <w:p>
+      <w:r>
+        <w:t xml:space="preserve">  O2[Monitoring/Tracing\</w:t>
+      </w:r>
+      <w:proofErr w:type="spellStart"/>
+      <w:r>
+        <w:t>nOTel</w:t>
+      </w:r>
+      <w:proofErr w:type="spellEnd"/>
+      <w:r>
+        <w:t>, Sentry, Grafana</w:t>
+      </w:r>
+      <w:proofErr w:type="gramStart"/>
+      <w:r>
+        <w:t>]:::</w:t>
+      </w:r>
+      <w:proofErr w:type="gramEnd"/>
+      <w:r>
+        <w:t>ops</w:t>
+      </w:r>
+    </w:p>
+    <w:p>
+      <w:r>
+        <w:t xml:space="preserve">  O3[Security\</w:t>
+      </w:r>
+      <w:proofErr w:type="spellStart"/>
+      <w:r>
+        <w:t>nCSP</w:t>
+      </w:r>
+      <w:proofErr w:type="spellEnd"/>
+      <w:r>
+        <w:t>, SAST/DAST, Secrets</w:t>
+      </w:r>
+      <w:proofErr w:type="gramStart"/>
+      <w:r>
+        <w:t>]:::</w:t>
+      </w:r>
+      <w:proofErr w:type="gramEnd"/>
+      <w:r>
+        <w:t>ops</w:t>
+      </w:r>
+    </w:p>
+    <w:p>
+      <w:r>
+        <w:t xml:space="preserve">  O4[Experimentation/Flags</w:t>
+      </w:r>
+      <w:proofErr w:type="gramStart"/>
+      <w:r>
+        <w:t>]:::</w:t>
+      </w:r>
+      <w:proofErr w:type="gramEnd"/>
+      <w:r>
+        <w:t>ops</w:t>
+      </w:r>
+    </w:p>
+    <w:p>
+      <w:r>
+        <w:t>end</w:t>
+      </w:r>
+    </w:p>
+    <w:p/>
+    <w:p>
+      <w:r>
+        <w:t>Client &lt;--&gt;|HTML/JSON| Edge</w:t>
+      </w:r>
+    </w:p>
+    <w:p>
+      <w:r>
+        <w:t>Edge --&gt;|SSR/SSG| Client</w:t>
+      </w:r>
+    </w:p>
+    <w:p>
+      <w:r>
+        <w:t>Client --&gt;|HTTPS (REST/</w:t>
+      </w:r>
+      <w:proofErr w:type="spellStart"/>
+      <w:proofErr w:type="gramStart"/>
+      <w:r>
+        <w:t>GraphQL</w:t>
+      </w:r>
+      <w:proofErr w:type="spellEnd"/>
+      <w:r>
+        <w:t>)\</w:t>
+      </w:r>
+      <w:proofErr w:type="spellStart"/>
+      <w:r>
+        <w:t>nWebSocket</w:t>
+      </w:r>
+      <w:proofErr w:type="spellEnd"/>
+      <w:r>
+        <w:t>/SSE</w:t>
+      </w:r>
+      <w:proofErr w:type="gramEnd"/>
+      <w:r>
+        <w:t>| BFF</w:t>
+      </w:r>
+    </w:p>
+    <w:p>
+      <w:r>
+        <w:t>BFF --&gt;|OIDC| B8</w:t>
+      </w:r>
+    </w:p>
+    <w:p>
+      <w:r>
+        <w:t>Client --&gt;|CDN| E1</w:t>
+      </w:r>
+    </w:p>
+    <w:p>
+      <w:r>
+        <w:t>Client --&gt;|Telemetry| O2</w:t>
+      </w:r>
+    </w:p>
+    <w:p>
+      <w:r>
+        <w:t>O1 --&gt; Edge</w:t>
+      </w:r>
+    </w:p>
+    <w:p>
+      <w:r>
+        <w:t>O1 --&gt; Platform</w:t>
+      </w:r>
+    </w:p>
+    <w:p>
+      <w:r>
+        <w:t xml:space="preserve">O4 -. </w:t>
+      </w:r>
+      <w:proofErr w:type="gramStart"/>
+      <w:r>
+        <w:t>flags .</w:t>
+      </w:r>
+      <w:proofErr w:type="gramEnd"/>
+      <w:r>
+        <w:t>-&gt; Client</w:t>
+      </w:r>
+    </w:p>
+    <w:p/>
+    <w:p>
+      <w:proofErr w:type="spellStart"/>
+      <w:r>
+        <w:t>classDef</w:t>
+      </w:r>
+      <w:proofErr w:type="spellEnd"/>
+      <w:r>
+        <w:t xml:space="preserve"> edge </w:t>
+      </w:r>
+      <w:proofErr w:type="gramStart"/>
+      <w:r>
+        <w:t>fill:#</w:t>
+      </w:r>
+      <w:proofErr w:type="gramEnd"/>
+      <w:r>
+        <w:t>f7f7</w:t>
+      </w:r>
+      <w:proofErr w:type="gramStart"/>
+      <w:r>
+        <w:t>ff,stroke</w:t>
+      </w:r>
+      <w:proofErr w:type="gramEnd"/>
+      <w:r>
+        <w:t>:#</w:t>
+      </w:r>
+      <w:proofErr w:type="gramStart"/>
+      <w:r>
+        <w:t>6c6cff;</w:t>
+      </w:r>
+      <w:proofErr w:type="gramEnd"/>
+    </w:p>
+    <w:p>
+      <w:proofErr w:type="spellStart"/>
+      <w:r>
+        <w:t>classDef</w:t>
+      </w:r>
+      <w:proofErr w:type="spellEnd"/>
+      <w:r>
+        <w:t xml:space="preserve"> ops </w:t>
+      </w:r>
+      <w:proofErr w:type="gramStart"/>
+      <w:r>
+        <w:t>fill:#</w:t>
+      </w:r>
+      <w:proofErr w:type="gramEnd"/>
+      <w:r>
+        <w:t>f6</w:t>
+      </w:r>
+      <w:proofErr w:type="gramStart"/>
+      <w:r>
+        <w:t>fffa,stroke</w:t>
+      </w:r>
+      <w:proofErr w:type="gramEnd"/>
+      <w:r>
+        <w:t>:#</w:t>
+      </w:r>
+      <w:proofErr w:type="gramStart"/>
+      <w:r>
+        <w:t>3cb371;</w:t>
+      </w:r>
+      <w:proofErr w:type="gramEnd"/>
+    </w:p>
+    <w:p>
+      <w:r>
+        <w:pict w14:anchorId="509AAB9D">
+          <v:rect id="_x0000_i1081" style="width:0;height:1.5pt" o:hralign="center" o:hrstd="t" o:hr="t" fillcolor="#a0a0a0" stroked="f"/>
+        </w:pict>
+      </w:r>
+    </w:p>
+    <w:p>
+      <w:pPr>
+        <w:rPr>
+          <w:b/>
+          <w:bCs/>
+        </w:rPr>
+      </w:pPr>
+      <w:r>
+        <w:rPr>
+          <w:b/>
+          <w:bCs/>
+        </w:rPr>
+        <w:t>Frontend app layering &amp; folder structure</w:t>
+      </w:r>
+    </w:p>
+    <w:p>
+      <w:r>
+        <w:t>apps/</w:t>
+      </w:r>
+    </w:p>
+    <w:p>
+      <w:r>
+        <w:t xml:space="preserve">  </w:t>
+      </w:r>
+      <w:proofErr w:type="gramStart"/>
+      <w:r>
+        <w:t>web/                      #</w:t>
+      </w:r>
+      <w:proofErr w:type="gramEnd"/>
+      <w:r>
+        <w:t xml:space="preserve"> Next.js app (SSR/SSG/ISR)</w:t>
+      </w:r>
+    </w:p>
+    <w:p>
+      <w:r>
+        <w:lastRenderedPageBreak/>
+        <w:t xml:space="preserve">    </w:t>
+      </w:r>
+      <w:proofErr w:type="gramStart"/>
+      <w:r>
+        <w:t>app/                    #</w:t>
+      </w:r>
+      <w:proofErr w:type="gramEnd"/>
+      <w:r>
+        <w:t xml:space="preserve"> App router (routes, layouts, server components)</w:t>
+      </w:r>
+    </w:p>
+    <w:p>
+      <w:r>
+        <w:t xml:space="preserve">    </w:t>
+      </w:r>
+      <w:proofErr w:type="gramStart"/>
+      <w:r>
+        <w:t>components/             #</w:t>
+      </w:r>
+      <w:proofErr w:type="gramEnd"/>
+      <w:r>
+        <w:t xml:space="preserve"> Presentational components (</w:t>
+      </w:r>
+      <w:proofErr w:type="spellStart"/>
+      <w:r>
+        <w:t>colocated</w:t>
+      </w:r>
+      <w:proofErr w:type="spellEnd"/>
+      <w:r>
+        <w:t xml:space="preserve"> tests/stories)</w:t>
+      </w:r>
+    </w:p>
+    <w:p>
+      <w:r>
+        <w:t xml:space="preserve">    </w:t>
+      </w:r>
+      <w:proofErr w:type="gramStart"/>
+      <w:r>
+        <w:t>features/               #</w:t>
+      </w:r>
+      <w:proofErr w:type="gramEnd"/>
+      <w:r>
+        <w:t xml:space="preserve"> Feature slices (screen + logic + data)</w:t>
+      </w:r>
+    </w:p>
+    <w:p>
+      <w:r>
+        <w:t xml:space="preserve">      users/</w:t>
+      </w:r>
+    </w:p>
+    <w:p>
+      <w:r>
+        <w:t xml:space="preserve">        components/</w:t>
+      </w:r>
+    </w:p>
+    <w:p>
+      <w:r>
+        <w:t xml:space="preserve">        hooks/</w:t>
+      </w:r>
+    </w:p>
+    <w:p>
+      <w:r>
+        <w:t xml:space="preserve">        </w:t>
+      </w:r>
+      <w:proofErr w:type="spellStart"/>
+      <w:proofErr w:type="gramStart"/>
+      <w:r>
+        <w:t>api</w:t>
+      </w:r>
+      <w:proofErr w:type="spellEnd"/>
+      <w:r>
+        <w:t>/                #</w:t>
+      </w:r>
+      <w:proofErr w:type="gramEnd"/>
+      <w:r>
+        <w:t xml:space="preserve"> feature-bound queries/mutations</w:t>
+      </w:r>
+    </w:p>
+    <w:p>
+      <w:r>
+        <w:t xml:space="preserve">        </w:t>
+      </w:r>
+      <w:proofErr w:type="gramStart"/>
+      <w:r>
+        <w:t>store/              #</w:t>
+      </w:r>
+      <w:proofErr w:type="gramEnd"/>
+      <w:r>
+        <w:t xml:space="preserve"> local slice if needed</w:t>
+      </w:r>
+    </w:p>
+    <w:p>
+      <w:r>
+        <w:t xml:space="preserve">    </w:t>
+      </w:r>
+      <w:proofErr w:type="gramStart"/>
+      <w:r>
+        <w:t>lib/                    #</w:t>
+      </w:r>
+      <w:proofErr w:type="gramEnd"/>
+      <w:r>
+        <w:t xml:space="preserve"> cross-cutting utils (formatters, guards)</w:t>
+      </w:r>
+    </w:p>
+    <w:p>
+      <w:r>
+        <w:t xml:space="preserve">    </w:t>
+      </w:r>
+      <w:proofErr w:type="gramStart"/>
+      <w:r>
+        <w:t>styles/                 #</w:t>
+      </w:r>
+      <w:proofErr w:type="gramEnd"/>
+      <w:r>
+        <w:t xml:space="preserve"> Tailwind config, globals.css</w:t>
+      </w:r>
+    </w:p>
+    <w:p>
+      <w:r>
+        <w:t xml:space="preserve">    </w:t>
+      </w:r>
+      <w:proofErr w:type="gramStart"/>
+      <w:r>
+        <w:t>i18n/                   #</w:t>
+      </w:r>
+      <w:proofErr w:type="gramEnd"/>
+      <w:r>
+        <w:t xml:space="preserve"> translations, detectors</w:t>
+      </w:r>
+    </w:p>
+    <w:p>
+      <w:r>
+        <w:t xml:space="preserve">    </w:t>
+      </w:r>
+      <w:proofErr w:type="gramStart"/>
+      <w:r>
+        <w:t>config/                 #</w:t>
+      </w:r>
+      <w:proofErr w:type="gramEnd"/>
+      <w:r>
+        <w:t xml:space="preserve"> runtime config, env schema (</w:t>
+      </w:r>
+      <w:proofErr w:type="spellStart"/>
+      <w:r>
+        <w:t>zod</w:t>
+      </w:r>
+      <w:proofErr w:type="spellEnd"/>
+      <w:r>
+        <w:t>)</w:t>
+      </w:r>
+    </w:p>
+    <w:p>
+      <w:r>
+        <w:t xml:space="preserve">    </w:t>
+      </w:r>
+      <w:proofErr w:type="spellStart"/>
+      <w:r>
+        <w:t>middleware.ts</w:t>
+      </w:r>
+      <w:proofErr w:type="spellEnd"/>
+      <w:r>
+        <w:t xml:space="preserve">           # edge auth/rewrites/headers</w:t>
+      </w:r>
+    </w:p>
+    <w:p>
+      <w:r>
+        <w:t xml:space="preserve">    service-</w:t>
+      </w:r>
+      <w:proofErr w:type="spellStart"/>
+      <w:r>
+        <w:t>worker.ts</w:t>
+      </w:r>
+      <w:proofErr w:type="spellEnd"/>
+      <w:r>
+        <w:t xml:space="preserve">       # offline/cache strategies</w:t>
+      </w:r>
+    </w:p>
+    <w:p>
+      <w:r>
+        <w:t xml:space="preserve">    tests/ </w:t>
+      </w:r>
+      <w:proofErr w:type="gramStart"/>
+      <w:r>
+        <w:t>e2e/             #</w:t>
+      </w:r>
+      <w:proofErr w:type="gramEnd"/>
+      <w:r>
+        <w:t xml:space="preserve"> Playwright/Cypress specs</w:t>
+      </w:r>
+    </w:p>
+    <w:p>
+      <w:r>
+        <w:t>packages/</w:t>
+      </w:r>
+    </w:p>
+    <w:p>
+      <w:r>
+        <w:t xml:space="preserve">  </w:t>
+      </w:r>
+      <w:proofErr w:type="spellStart"/>
+      <w:proofErr w:type="gramStart"/>
+      <w:r>
+        <w:t>ui</w:t>
+      </w:r>
+      <w:proofErr w:type="spellEnd"/>
+      <w:r>
+        <w:t>/                       #</w:t>
+      </w:r>
+      <w:proofErr w:type="gramEnd"/>
+      <w:r>
+        <w:t xml:space="preserve"> shared design system (</w:t>
+      </w:r>
+      <w:proofErr w:type="spellStart"/>
+      <w:r>
+        <w:t>shadcn</w:t>
+      </w:r>
+      <w:proofErr w:type="spellEnd"/>
+      <w:r>
+        <w:t>/</w:t>
+      </w:r>
+      <w:proofErr w:type="spellStart"/>
+      <w:r>
+        <w:t>ui</w:t>
+      </w:r>
+      <w:proofErr w:type="spellEnd"/>
+      <w:r>
+        <w:t xml:space="preserve"> wrappers)</w:t>
+      </w:r>
+    </w:p>
+    <w:p>
+      <w:r>
+        <w:t xml:space="preserve">  </w:t>
+      </w:r>
+      <w:proofErr w:type="spellStart"/>
+      <w:r>
+        <w:t>api-</w:t>
+      </w:r>
+      <w:proofErr w:type="gramStart"/>
+      <w:r>
+        <w:t>sdk</w:t>
+      </w:r>
+      <w:proofErr w:type="spellEnd"/>
+      <w:r>
+        <w:t>/                  #</w:t>
+      </w:r>
+      <w:proofErr w:type="gramEnd"/>
+      <w:r>
+        <w:t xml:space="preserve"> </w:t>
+      </w:r>
+      <w:proofErr w:type="spellStart"/>
+      <w:r>
+        <w:t>OpenAPI</w:t>
+      </w:r>
+      <w:proofErr w:type="spellEnd"/>
+      <w:r>
+        <w:t>/</w:t>
+      </w:r>
+      <w:proofErr w:type="spellStart"/>
+      <w:r>
+        <w:t>GraphQL</w:t>
+      </w:r>
+      <w:proofErr w:type="spellEnd"/>
+      <w:r>
+        <w:t xml:space="preserve"> </w:t>
+      </w:r>
+      <w:proofErr w:type="spellStart"/>
+      <w:r>
+        <w:t>codegen</w:t>
+      </w:r>
+      <w:proofErr w:type="spellEnd"/>
+      <w:r>
+        <w:t xml:space="preserve"> clients</w:t>
+      </w:r>
+    </w:p>
+    <w:p>
+      <w:r>
+        <w:t xml:space="preserve">  </w:t>
+      </w:r>
+      <w:proofErr w:type="gramStart"/>
+      <w:r>
+        <w:t>config/                   #</w:t>
+      </w:r>
+      <w:proofErr w:type="gramEnd"/>
+      <w:r>
+        <w:t xml:space="preserve"> </w:t>
+      </w:r>
+      <w:proofErr w:type="spellStart"/>
+      <w:r>
+        <w:t>ESLint</w:t>
+      </w:r>
+      <w:proofErr w:type="spellEnd"/>
+      <w:r>
+        <w:t>, TS, Prettier, Tailwind presets</w:t>
+      </w:r>
+    </w:p>
+    <w:p>
+      <w:r>
+        <w:t xml:space="preserve">  </w:t>
+      </w:r>
+      <w:proofErr w:type="gramStart"/>
+      <w:r>
+        <w:t>utils/                    #</w:t>
+      </w:r>
+      <w:proofErr w:type="gramEnd"/>
+      <w:r>
+        <w:t xml:space="preserve"> shared pure utilities</w:t>
+      </w:r>
+    </w:p>
+    <w:p>
+      <w:r>
+        <w:t xml:space="preserve">  </w:t>
+      </w:r>
+      <w:proofErr w:type="gramStart"/>
+      <w:r>
+        <w:t>tooling/                  #</w:t>
+      </w:r>
+      <w:proofErr w:type="gramEnd"/>
+      <w:r>
+        <w:t xml:space="preserve"> CLIs (e.g., </w:t>
+      </w:r>
+      <w:proofErr w:type="spellStart"/>
+      <w:r>
+        <w:t>svg</w:t>
+      </w:r>
+      <w:proofErr w:type="spellEnd"/>
+      <w:r>
+        <w:t xml:space="preserve"> optimizer)</w:t>
+      </w:r>
+    </w:p>
+    <w:p>
+      <w:r>
+        <w:pict w14:anchorId="58B68F29">
+          <v:rect id="_x0000_i1082" style="width:0;height:1.5pt" o:hralign="center" o:hrstd="t" o:hr="t" fillcolor="#a0a0a0" stroked="f"/>
+        </w:pict>
+      </w:r>
+    </w:p>
+    <w:p>
+      <w:pPr>
+        <w:rPr>
+          <w:b/>
+          <w:bCs/>
+        </w:rPr>
+      </w:pPr>
+      <w:r>
+        <w:rPr>
+          <w:b/>
+          <w:bCs/>
+        </w:rPr>
+        <w:t>Key patterns &amp; decisions</w:t>
+      </w:r>
+    </w:p>
+    <w:p>
+      <w:r>
+        <w:rPr>
+          <w:b/>
+          <w:bCs/>
+        </w:rPr>
+        <w:t>1) Data fetching &amp; caching</w:t>
+      </w:r>
+    </w:p>
+    <w:p>
+      <w:pPr>
+        <w:numPr>
+          <w:ilvl w:val="0"/>
+          <w:numId w:val="6"/>
+        </w:numPr>
+      </w:pPr>
+      <w:r>
+        <w:t xml:space="preserve">Server components fetch on the </w:t>
+      </w:r>
+      <w:proofErr w:type="gramStart"/>
+      <w:r>
+        <w:t>server</w:t>
+      </w:r>
+      <w:proofErr w:type="gramEnd"/>
+      <w:r>
+        <w:t xml:space="preserve"> when possible (Next.js), stream to client.</w:t>
+      </w:r>
+    </w:p>
+    <w:p>
+      <w:pPr>
+        <w:numPr>
+          <w:ilvl w:val="0"/>
+          <w:numId w:val="6"/>
+        </w:numPr>
+      </w:pPr>
+      <w:r>
+        <w:lastRenderedPageBreak/>
+        <w:t xml:space="preserve">Client state kept minimal; </w:t>
+      </w:r>
+      <w:r>
+        <w:rPr>
+          <w:b/>
+          <w:bCs/>
+        </w:rPr>
+        <w:t>React Query/RTK Query</w:t>
+      </w:r>
+      <w:r>
+        <w:t xml:space="preserve"> for remote data with smart cache, retries, background refresh, optimistic updates.</w:t>
+      </w:r>
+    </w:p>
+    <w:p>
+      <w:pPr>
+        <w:numPr>
+          <w:ilvl w:val="0"/>
+          <w:numId w:val="6"/>
+        </w:numPr>
+      </w:pPr>
+      <w:r>
+        <w:t>Normalization: only if you truly need complex client graphs; otherwise lean on server composition/BFF.</w:t>
+      </w:r>
+    </w:p>
+    <w:p>
+      <w:r>
+        <w:rPr>
+          <w:b/>
+          <w:bCs/>
+        </w:rPr>
+        <w:t>2) API contracts</w:t>
+      </w:r>
+    </w:p>
+    <w:p>
+      <w:pPr>
+        <w:numPr>
+          <w:ilvl w:val="0"/>
+          <w:numId w:val="7"/>
+        </w:numPr>
+      </w:pPr>
+      <w:proofErr w:type="spellStart"/>
+      <w:r>
+        <w:rPr>
+          <w:b/>
+          <w:bCs/>
+        </w:rPr>
+        <w:t>Codegen</w:t>
+      </w:r>
+      <w:proofErr w:type="spellEnd"/>
+      <w:r>
+        <w:rPr>
+          <w:b/>
+          <w:bCs/>
+        </w:rPr>
+        <w:t xml:space="preserve"> everything</w:t>
+      </w:r>
+      <w:r>
+        <w:t xml:space="preserve">: </w:t>
+      </w:r>
+      <w:proofErr w:type="spellStart"/>
+      <w:r>
+        <w:t>OpenAPI</w:t>
+      </w:r>
+      <w:proofErr w:type="spellEnd"/>
+      <w:r>
+        <w:t xml:space="preserve"> (via </w:t>
+      </w:r>
+      <w:proofErr w:type="spellStart"/>
+      <w:r>
+        <w:t>openapi</w:t>
+      </w:r>
+      <w:proofErr w:type="spellEnd"/>
+      <w:r>
+        <w:t xml:space="preserve">-typescript / </w:t>
+      </w:r>
+      <w:proofErr w:type="spellStart"/>
+      <w:r>
+        <w:t>orz</w:t>
+      </w:r>
+      <w:proofErr w:type="spellEnd"/>
+      <w:r>
+        <w:t xml:space="preserve">-tools) and </w:t>
+      </w:r>
+      <w:proofErr w:type="spellStart"/>
+      <w:r>
+        <w:t>GraphQL</w:t>
+      </w:r>
+      <w:proofErr w:type="spellEnd"/>
+      <w:r>
+        <w:t xml:space="preserve"> (</w:t>
+      </w:r>
+      <w:proofErr w:type="spellStart"/>
+      <w:r>
+        <w:t>graphql-codegen</w:t>
+      </w:r>
+      <w:proofErr w:type="spellEnd"/>
+      <w:r>
+        <w:t>).</w:t>
+      </w:r>
+    </w:p>
+    <w:p>
+      <w:pPr>
+        <w:numPr>
+          <w:ilvl w:val="0"/>
+          <w:numId w:val="7"/>
+        </w:numPr>
+      </w:pPr>
+      <w:r>
+        <w:t xml:space="preserve">Enforce </w:t>
+      </w:r>
+      <w:r>
+        <w:rPr>
+          <w:b/>
+          <w:bCs/>
+        </w:rPr>
+        <w:t>strict types</w:t>
+      </w:r>
+      <w:r>
+        <w:t xml:space="preserve"> end-to-end; runtime validation with </w:t>
+      </w:r>
+      <w:r>
+        <w:rPr>
+          <w:b/>
+          <w:bCs/>
+        </w:rPr>
+        <w:t>Zod</w:t>
+      </w:r>
+      <w:r>
+        <w:t xml:space="preserve"> for inputs.</w:t>
+      </w:r>
+    </w:p>
+    <w:p>
+      <w:r>
+        <w:rPr>
+          <w:b/>
+          <w:bCs/>
+        </w:rPr>
+        <w:t>3) Security</w:t>
+      </w:r>
+    </w:p>
+    <w:p>
+      <w:pPr>
+        <w:numPr>
+          <w:ilvl w:val="0"/>
+          <w:numId w:val="8"/>
+        </w:numPr>
+      </w:pPr>
+      <w:r>
+        <w:t xml:space="preserve">OIDC with silent renew/rotating refresh tokens; store tokens in </w:t>
+      </w:r>
+      <w:proofErr w:type="spellStart"/>
+      <w:r>
+        <w:rPr>
+          <w:b/>
+          <w:bCs/>
+        </w:rPr>
+        <w:t>httpOnly</w:t>
+      </w:r>
+      <w:proofErr w:type="spellEnd"/>
+      <w:r>
+        <w:rPr>
+          <w:b/>
+          <w:bCs/>
+        </w:rPr>
+        <w:t xml:space="preserve"> cookies</w:t>
+      </w:r>
+      <w:r>
+        <w:t xml:space="preserve"> via BFF; never </w:t>
+      </w:r>
+      <w:proofErr w:type="spellStart"/>
+      <w:r>
+        <w:t>localStorage</w:t>
+      </w:r>
+      <w:proofErr w:type="spellEnd"/>
+      <w:r>
+        <w:t>.</w:t>
+      </w:r>
+    </w:p>
+    <w:p>
+      <w:pPr>
+        <w:numPr>
+          <w:ilvl w:val="0"/>
+          <w:numId w:val="8"/>
+        </w:numPr>
+      </w:pPr>
+      <w:r>
+        <w:rPr>
+          <w:b/>
+          <w:bCs/>
+        </w:rPr>
+        <w:t>CSP</w:t>
+      </w:r>
+      <w:r>
+        <w:t xml:space="preserve"> (script-</w:t>
+      </w:r>
+      <w:proofErr w:type="spellStart"/>
+      <w:r>
+        <w:t>src</w:t>
+      </w:r>
+      <w:proofErr w:type="spellEnd"/>
+      <w:r>
+        <w:t xml:space="preserve"> ‘self’ plus hashed </w:t>
+      </w:r>
+      <w:proofErr w:type="spellStart"/>
+      <w:r>
+        <w:t>inlines</w:t>
+      </w:r>
+      <w:proofErr w:type="spellEnd"/>
+      <w:r>
+        <w:t>), SRI for CDN assets, dependency auditing in CI.</w:t>
+      </w:r>
+    </w:p>
+    <w:p>
+      <w:r>
+        <w:rPr>
+          <w:b/>
+          <w:bCs/>
+        </w:rPr>
+        <w:t>4) Theming &amp; accessibility</w:t>
+      </w:r>
+    </w:p>
+    <w:p>
+      <w:pPr>
+        <w:numPr>
+          <w:ilvl w:val="0"/>
+          <w:numId w:val="9"/>
+        </w:numPr>
+      </w:pPr>
+      <w:r>
+        <w:t>Design tokens (CSS variables) + Tailwind; prefers-color-scheme &amp; high-contrast.</w:t>
+      </w:r>
+    </w:p>
+    <w:p>
+      <w:pPr>
+        <w:numPr>
+          <w:ilvl w:val="0"/>
+          <w:numId w:val="9"/>
+        </w:numPr>
+      </w:pPr>
+      <w:r>
+        <w:t>axe checks in CI; keyboard focus traps, semantic elements, logical tab order, WCAG 2.2 AA.</w:t>
+      </w:r>
+    </w:p>
+    <w:p>
+      <w:r>
+        <w:rPr>
+          <w:b/>
+          <w:bCs/>
+        </w:rPr>
+        <w:t>5) Performance</w:t>
+      </w:r>
+    </w:p>
+    <w:p>
+      <w:pPr>
+        <w:numPr>
+          <w:ilvl w:val="0"/>
+          <w:numId w:val="10"/>
+        </w:numPr>
+      </w:pPr>
+      <w:r>
+        <w:t xml:space="preserve">Route-level </w:t>
+      </w:r>
+      <w:r>
+        <w:rPr>
+          <w:b/>
+          <w:bCs/>
+        </w:rPr>
+        <w:t>code splitting</w:t>
+      </w:r>
+      <w:r>
+        <w:t xml:space="preserve"> and </w:t>
+      </w:r>
+      <w:proofErr w:type="spellStart"/>
+      <w:proofErr w:type="gramStart"/>
+      <w:r>
+        <w:rPr>
+          <w:b/>
+          <w:bCs/>
+        </w:rPr>
+        <w:t>React</w:t>
+      </w:r>
+      <w:proofErr w:type="gramEnd"/>
+      <w:r>
+        <w:rPr>
+          <w:b/>
+          <w:bCs/>
+        </w:rPr>
+        <w:t>.lazy</w:t>
+      </w:r>
+      <w:proofErr w:type="spellEnd"/>
+      <w:r>
+        <w:t xml:space="preserve"> for features; images via Next/Image; font </w:t>
+      </w:r>
+      <w:proofErr w:type="spellStart"/>
+      <w:r>
+        <w:t>subsetting</w:t>
+      </w:r>
+      <w:proofErr w:type="spellEnd"/>
+      <w:r>
+        <w:t>; prefetch critical routes; RUM via Web-Vitals.</w:t>
+      </w:r>
+    </w:p>
+    <w:p>
+      <w:pPr>
+        <w:numPr>
+          <w:ilvl w:val="0"/>
+          <w:numId w:val="10"/>
+        </w:numPr>
+      </w:pPr>
+      <w:r>
+        <w:t xml:space="preserve">Edge middleware for </w:t>
+      </w:r>
+      <w:proofErr w:type="spellStart"/>
+      <w:r>
+        <w:t>georouting</w:t>
+      </w:r>
+      <w:proofErr w:type="spellEnd"/>
+      <w:r>
+        <w:t xml:space="preserve">/ABR; </w:t>
+      </w:r>
+      <w:r>
+        <w:rPr>
+          <w:b/>
+          <w:bCs/>
+        </w:rPr>
+        <w:t>ISR</w:t>
+      </w:r>
+      <w:r>
+        <w:t xml:space="preserve"> to revalidate heavy pages.</w:t>
+      </w:r>
+    </w:p>
+    <w:p>
+      <w:r>
+        <w:rPr>
+          <w:b/>
+          <w:bCs/>
+        </w:rPr>
+        <w:t xml:space="preserve">6) </w:t>
+      </w:r>
+      <w:proofErr w:type="spellStart"/>
+      <w:r>
+        <w:rPr>
+          <w:b/>
+          <w:bCs/>
+        </w:rPr>
+        <w:t>Microfrontends</w:t>
+      </w:r>
+      <w:proofErr w:type="spellEnd"/>
+      <w:r>
+        <w:rPr>
+          <w:b/>
+          <w:bCs/>
+        </w:rPr>
+        <w:t xml:space="preserve"> (optional)</w:t>
+      </w:r>
+    </w:p>
+    <w:p>
+      <w:pPr>
+        <w:numPr>
+          <w:ilvl w:val="0"/>
+          <w:numId w:val="11"/>
+        </w:numPr>
+      </w:pPr>
+      <w:r>
+        <w:t xml:space="preserve">Use </w:t>
+      </w:r>
+      <w:r>
+        <w:rPr>
+          <w:b/>
+          <w:bCs/>
+        </w:rPr>
+        <w:t>Module Federation</w:t>
+      </w:r>
+      <w:r>
+        <w:t xml:space="preserve"> for separately deployed verticals (e.g., /billing, /reporting).</w:t>
+      </w:r>
+    </w:p>
+    <w:p>
+      <w:pPr>
+        <w:numPr>
+          <w:ilvl w:val="0"/>
+          <w:numId w:val="11"/>
+        </w:numPr>
+      </w:pPr>
+      <w:r>
+        <w:t xml:space="preserve">Keep </w:t>
+      </w:r>
+      <w:r>
+        <w:rPr>
+          <w:b/>
+          <w:bCs/>
+        </w:rPr>
+        <w:t>shared design system</w:t>
+      </w:r>
+      <w:r>
+        <w:t xml:space="preserve"> versioned; enforce contracts via e2e smoke tests against remotes.</w:t>
+      </w:r>
+    </w:p>
+    <w:p>
+      <w:r>
+        <w:rPr>
+          <w:b/>
+          <w:bCs/>
+        </w:rPr>
+        <w:t>7) Observability</w:t>
+      </w:r>
+    </w:p>
+    <w:p>
+      <w:pPr>
+        <w:numPr>
+          <w:ilvl w:val="0"/>
+          <w:numId w:val="12"/>
+        </w:numPr>
+      </w:pPr>
+      <w:proofErr w:type="spellStart"/>
+      <w:r>
+        <w:t>OpenTelemetry</w:t>
+      </w:r>
+      <w:proofErr w:type="spellEnd"/>
+      <w:r>
+        <w:t xml:space="preserve"> web SDK → collector; </w:t>
+      </w:r>
+      <w:r>
+        <w:rPr>
+          <w:b/>
+          <w:bCs/>
+        </w:rPr>
+        <w:t>Sentry</w:t>
+      </w:r>
+      <w:r>
+        <w:t xml:space="preserve"> errors + </w:t>
+      </w:r>
+      <w:proofErr w:type="spellStart"/>
+      <w:r>
+        <w:rPr>
+          <w:b/>
+          <w:bCs/>
+        </w:rPr>
+        <w:t>LogRocket</w:t>
+      </w:r>
+      <w:proofErr w:type="spellEnd"/>
+      <w:r>
+        <w:t xml:space="preserve"> for sessions.</w:t>
+      </w:r>
+    </w:p>
+    <w:p>
+      <w:pPr>
+        <w:numPr>
+          <w:ilvl w:val="0"/>
+          <w:numId w:val="12"/>
+        </w:numPr>
+      </w:pPr>
+      <w:r>
+        <w:t>Trace IDs propagated via BFF; dashboards for UX (TTI, LCP, CLS) and API latency.</w:t>
+      </w:r>
+    </w:p>
+    <w:p>
+      <w:r>
+        <w:rPr>
+          <w:b/>
+          <w:bCs/>
+        </w:rPr>
+        <w:lastRenderedPageBreak/>
+        <w:t>8) Quality gates</w:t>
+      </w:r>
+    </w:p>
+    <w:p>
+      <w:pPr>
+        <w:numPr>
+          <w:ilvl w:val="0"/>
+          <w:numId w:val="13"/>
+        </w:numPr>
+      </w:pPr>
+      <w:r>
+        <w:t xml:space="preserve">PR checks: </w:t>
+      </w:r>
+      <w:proofErr w:type="spellStart"/>
+      <w:r>
+        <w:t>typecheck</w:t>
+      </w:r>
+      <w:proofErr w:type="spellEnd"/>
+      <w:r>
+        <w:t xml:space="preserve">, unit/integration tests, </w:t>
+      </w:r>
+      <w:r>
+        <w:rPr>
+          <w:b/>
+          <w:bCs/>
+        </w:rPr>
+        <w:t>Playwright</w:t>
+      </w:r>
+      <w:r>
+        <w:t xml:space="preserve"> smoke, Lighthouse budget, bundle analyzer, SCA (</w:t>
+      </w:r>
+      <w:proofErr w:type="spellStart"/>
+      <w:r>
+        <w:t>Snyk</w:t>
+      </w:r>
+      <w:proofErr w:type="spellEnd"/>
+      <w:r>
+        <w:t>).</w:t>
+      </w:r>
+    </w:p>
+    <w:p>
+      <w:pPr>
+        <w:numPr>
+          <w:ilvl w:val="0"/>
+          <w:numId w:val="13"/>
+        </w:numPr>
+      </w:pPr>
+      <w:proofErr w:type="gramStart"/>
+      <w:r>
+        <w:t>Preview</w:t>
+      </w:r>
+      <w:proofErr w:type="gramEnd"/>
+      <w:r>
+        <w:t xml:space="preserve"> deploy per PR (</w:t>
+      </w:r>
+      <w:proofErr w:type="spellStart"/>
+      <w:r>
+        <w:t>Vercel</w:t>
+      </w:r>
+      <w:proofErr w:type="spellEnd"/>
+      <w:r>
+        <w:t>), automated visual tests (Chromatic for Storybook).</w:t>
+      </w:r>
+    </w:p>
+    <w:p>
+      <w:r>
+        <w:pict w14:anchorId="6E9EEBA9">
+          <v:rect id="_x0000_i1083" style="width:0;height:1.5pt" o:hralign="center" o:hrstd="t" o:hr="t" fillcolor="#a0a0a0" stroked="f"/>
+        </w:pict>
+      </w:r>
+    </w:p>
+    <w:p>
+      <w:pPr>
+        <w:rPr>
+          <w:b/>
+          <w:bCs/>
+        </w:rPr>
+      </w:pPr>
+      <w:r>
+        <w:rPr>
+          <w:b/>
+          <w:bCs/>
+        </w:rPr>
+        <w:t>Page responsiveness &amp; visual richness</w:t>
+      </w:r>
+    </w:p>
+    <w:p>
+      <w:pPr>
+        <w:numPr>
+          <w:ilvl w:val="0"/>
+          <w:numId w:val="14"/>
+        </w:numPr>
+      </w:pPr>
+      <w:r>
+        <w:rPr>
+          <w:b/>
+          <w:bCs/>
+        </w:rPr>
+        <w:t>Design system</w:t>
+      </w:r>
+      <w:r>
+        <w:t xml:space="preserve"> with responsive tokens: </w:t>
+      </w:r>
+      <w:proofErr w:type="spellStart"/>
+      <w:r>
+        <w:t>sm</w:t>
+      </w:r>
+      <w:proofErr w:type="spellEnd"/>
+      <w:r>
+        <w:t>/md/lg/xl/2xl breakpoints and container queries.</w:t>
+      </w:r>
+    </w:p>
+    <w:p>
+      <w:pPr>
+        <w:numPr>
+          <w:ilvl w:val="0"/>
+          <w:numId w:val="14"/>
+        </w:numPr>
+      </w:pPr>
+      <w:r>
+        <w:t xml:space="preserve">Grid-first layout; fluid typography; motion reduced when </w:t>
+      </w:r>
+      <w:proofErr w:type="gramStart"/>
+      <w:r>
+        <w:t>prefers</w:t>
+      </w:r>
+      <w:proofErr w:type="gramEnd"/>
+      <w:r>
+        <w:t>-reduced-motion.</w:t>
+      </w:r>
+    </w:p>
+    <w:p>
+      <w:pPr>
+        <w:numPr>
+          <w:ilvl w:val="0"/>
+          <w:numId w:val="14"/>
+        </w:numPr>
+      </w:pPr>
+      <w:r>
+        <w:t>Use Framer Motion for micro-interactions, entrance transitions, and gesture-driven components.</w:t>
+      </w:r>
+    </w:p>
+    <w:p>
+      <w:r>
+        <w:pict w14:anchorId="61C3B571">
+          <v:rect id="_x0000_i1084" style="width:0;height:1.5pt" o:hralign="center" o:hrstd="t" o:hr="t" fillcolor="#a0a0a0" stroked="f"/>
+        </w:pict>
+      </w:r>
+    </w:p>
+    <w:p>
+      <w:pPr>
+        <w:rPr>
+          <w:b/>
+          <w:bCs/>
+        </w:rPr>
+      </w:pPr>
+      <w:r>
+        <w:rPr>
+          <w:b/>
+          <w:bCs/>
+        </w:rPr>
+        <w:t>Example: data flow (typed, cached)</w:t>
+      </w:r>
+    </w:p>
+    <w:p>
+      <w:pPr>
+        <w:numPr>
+          <w:ilvl w:val="0"/>
+          <w:numId w:val="15"/>
+        </w:numPr>
+      </w:pPr>
+      <w:r>
+        <w:t xml:space="preserve">User navigates → Next server component fetches via </w:t>
+      </w:r>
+      <w:proofErr w:type="spellStart"/>
+      <w:r>
+        <w:rPr>
+          <w:b/>
+          <w:bCs/>
+        </w:rPr>
+        <w:t>api-sdk</w:t>
+      </w:r>
+      <w:proofErr w:type="spellEnd"/>
+      <w:r>
+        <w:t xml:space="preserve"> (Node runtime) → renders shell with streamed data.</w:t>
+      </w:r>
+    </w:p>
+    <w:p>
+      <w:pPr>
+        <w:numPr>
+          <w:ilvl w:val="0"/>
+          <w:numId w:val="15"/>
+        </w:numPr>
+      </w:pPr>
+      <w:r>
+        <w:t xml:space="preserve">Client </w:t>
+      </w:r>
+      <w:proofErr w:type="gramStart"/>
+      <w:r>
+        <w:t>hydrates;</w:t>
+      </w:r>
+      <w:proofErr w:type="gramEnd"/>
+      <w:r>
+        <w:t xml:space="preserve"> </w:t>
+      </w:r>
+      <w:r>
+        <w:rPr>
+          <w:b/>
+          <w:bCs/>
+        </w:rPr>
+        <w:t>React Query</w:t>
+      </w:r>
+      <w:r>
+        <w:t xml:space="preserve"> continues revalidation, handles mutations with optimistic updates.</w:t>
+      </w:r>
+    </w:p>
+    <w:p>
+      <w:pPr>
+        <w:numPr>
+          <w:ilvl w:val="0"/>
+          <w:numId w:val="15"/>
+        </w:numPr>
+      </w:pPr>
+      <w:r>
+        <w:t>Telemetry spans wrap fetches; errors go to Sentry with user context (PII-safe).</w:t>
+      </w:r>
+    </w:p>
+    <w:p>
+      <w:pPr>
+        <w:numPr>
+          <w:ilvl w:val="0"/>
+          <w:numId w:val="15"/>
+        </w:numPr>
+      </w:pPr>
+      <w:r>
+        <w:t>Feature flags toggle UI branches without redeploy.</w:t>
+      </w:r>
+    </w:p>
+    <w:p>
+      <w:r>
+        <w:pict w14:anchorId="2C14A46A">
+          <v:rect id="_x0000_i1085" style="width:0;height:1.5pt" o:hralign="center" o:hrstd="t" o:hr="t" fillcolor="#a0a0a0" stroked="f"/>
+        </w:pict>
+      </w:r>
+    </w:p>
+    <w:p>
+      <w:pPr>
+        <w:rPr>
+          <w:b/>
+          <w:bCs/>
+        </w:rPr>
+      </w:pPr>
+      <w:r>
+        <w:rPr>
+          <w:b/>
+          <w:bCs/>
+        </w:rPr>
+        <w:t>CI/CD sketch (Mermaid)</w:t>
+      </w:r>
+    </w:p>
+    <w:p>
+      <w:r>
+        <w:t>flowchart TD</w:t>
+      </w:r>
+    </w:p>
+    <w:p>
+      <w:r>
+        <w:t xml:space="preserve">  </w:t>
+      </w:r>
+      <w:proofErr w:type="gramStart"/>
+      <w:r>
+        <w:t>A[</w:t>
+      </w:r>
+      <w:proofErr w:type="gramEnd"/>
+      <w:r>
+        <w:t>PR Opened] --&gt; B[</w:t>
+      </w:r>
+      <w:proofErr w:type="spellStart"/>
+      <w:r>
+        <w:t>Typecheck</w:t>
+      </w:r>
+      <w:proofErr w:type="spellEnd"/>
+      <w:r>
+        <w:t>/Lint/Unit]</w:t>
+      </w:r>
+    </w:p>
+    <w:p>
+      <w:r>
+        <w:t xml:space="preserve">  B --&gt; </w:t>
+      </w:r>
+      <w:proofErr w:type="gramStart"/>
+      <w:r>
+        <w:t>C[</w:t>
+      </w:r>
+      <w:proofErr w:type="gramEnd"/>
+      <w:r>
+        <w:t>Contract Tests (Pact)]</w:t>
+      </w:r>
+    </w:p>
+    <w:p>
+      <w:r>
+        <w:t xml:space="preserve">  C --&gt; </w:t>
+      </w:r>
+      <w:proofErr w:type="gramStart"/>
+      <w:r>
+        <w:t>D[</w:t>
+      </w:r>
+      <w:proofErr w:type="gramEnd"/>
+      <w:r>
+        <w:t>Build + Bundle Analyzer]</w:t>
+      </w:r>
+    </w:p>
+    <w:p>
+      <w:r>
+        <w:t xml:space="preserve">  D --&gt; </w:t>
+      </w:r>
+      <w:proofErr w:type="gramStart"/>
+      <w:r>
+        <w:t>E[</w:t>
+      </w:r>
+      <w:proofErr w:type="gramEnd"/>
+      <w:r>
+        <w:t>Playwright Smoke + Lighthouse CI]</w:t>
+      </w:r>
+    </w:p>
+    <w:p>
+      <w:r>
+        <w:t xml:space="preserve">  E --&gt; </w:t>
+      </w:r>
+      <w:proofErr w:type="gramStart"/>
+      <w:r>
+        <w:t>F[</w:t>
+      </w:r>
+      <w:proofErr w:type="gramEnd"/>
+      <w:r>
+        <w:t>Preview Deploy (</w:t>
+      </w:r>
+      <w:proofErr w:type="spellStart"/>
+      <w:r>
+        <w:t>Vercel</w:t>
+      </w:r>
+      <w:proofErr w:type="spellEnd"/>
+      <w:r>
+        <w:t>)]</w:t>
+      </w:r>
+    </w:p>
+    <w:p>
+      <w:r>
+        <w:lastRenderedPageBreak/>
+        <w:t xml:space="preserve">  F --&gt; </w:t>
+      </w:r>
+      <w:proofErr w:type="gramStart"/>
+      <w:r>
+        <w:t>G{</w:t>
+      </w:r>
+      <w:proofErr w:type="gramEnd"/>
+      <w:r>
+        <w:t>Quality Gates Passed?}</w:t>
+      </w:r>
+    </w:p>
+    <w:p>
+      <w:r>
+        <w:t xml:space="preserve">  G -- Yes --&gt; </w:t>
+      </w:r>
+      <w:proofErr w:type="gramStart"/>
+      <w:r>
+        <w:t>H[</w:t>
+      </w:r>
+      <w:proofErr w:type="gramEnd"/>
+      <w:r>
+        <w:t>Merge to Main]</w:t>
+      </w:r>
+    </w:p>
+    <w:p>
+      <w:r>
+        <w:t xml:space="preserve">  H --&gt; </w:t>
+      </w:r>
+      <w:proofErr w:type="gramStart"/>
+      <w:r>
+        <w:t>I[</w:t>
+      </w:r>
+      <w:proofErr w:type="gramEnd"/>
+      <w:r>
+        <w:t>Prod Build &amp; Canary Release]</w:t>
+      </w:r>
+    </w:p>
+    <w:p>
+      <w:r>
+        <w:t xml:space="preserve">  I --&gt; </w:t>
+      </w:r>
+      <w:proofErr w:type="gramStart"/>
+      <w:r>
+        <w:t>J[</w:t>
+      </w:r>
+      <w:proofErr w:type="gramEnd"/>
+      <w:r>
+        <w:t>Monitor (Sentry/</w:t>
+      </w:r>
+      <w:proofErr w:type="spellStart"/>
+      <w:r>
+        <w:t>OTel</w:t>
+      </w:r>
+      <w:proofErr w:type="spellEnd"/>
+      <w:r>
+        <w:t>)]</w:t>
+      </w:r>
+    </w:p>
+    <w:p>
+      <w:r>
+        <w:t xml:space="preserve">  G -- No --&gt; </w:t>
+      </w:r>
+      <w:proofErr w:type="gramStart"/>
+      <w:r>
+        <w:t>K[</w:t>
+      </w:r>
+      <w:proofErr w:type="gramEnd"/>
+      <w:r>
+        <w:t>Fail PR with Reports]</w:t>
+      </w:r>
+    </w:p>
+    <w:p>
+      <w:r>
+        <w:pict w14:anchorId="2EF453B8">
+          <v:rect id="_x0000_i1086" style="width:0;height:1.5pt" o:hralign="center" o:hrstd="t" o:hr="t" fillcolor="#a0a0a0" stroked="f"/>
+        </w:pict>
+      </w:r>
+    </w:p>
+    <w:p>
+      <w:pPr>
+        <w:rPr>
+          <w:b/>
+          <w:bCs/>
+        </w:rPr>
+      </w:pPr>
+      <w:r>
+        <w:rPr>
+          <w:b/>
+          <w:bCs/>
+        </w:rPr>
+        <w:t>Why this works</w:t>
+      </w:r>
+    </w:p>
+    <w:p>
+      <w:pPr>
+        <w:numPr>
+          <w:ilvl w:val="0"/>
+          <w:numId w:val="16"/>
+        </w:numPr>
+      </w:pPr>
+      <w:r>
+        <w:rPr>
+          <w:b/>
+          <w:bCs/>
+        </w:rPr>
+        <w:t>Developer ergonomics:</w:t>
+      </w:r>
+      <w:r>
+        <w:t xml:space="preserve"> </w:t>
+      </w:r>
+      <w:proofErr w:type="spellStart"/>
+      <w:r>
+        <w:t>monorepo</w:t>
+      </w:r>
+      <w:proofErr w:type="spellEnd"/>
+      <w:r>
+        <w:t xml:space="preserve"> + </w:t>
+      </w:r>
+      <w:proofErr w:type="spellStart"/>
+      <w:r>
+        <w:t>codegen</w:t>
+      </w:r>
+      <w:proofErr w:type="spellEnd"/>
+      <w:r>
+        <w:t xml:space="preserve"> + typed contracts = fewer footguns.</w:t>
+      </w:r>
+    </w:p>
+    <w:p>
+      <w:pPr>
+        <w:numPr>
+          <w:ilvl w:val="0"/>
+          <w:numId w:val="16"/>
+        </w:numPr>
+      </w:pPr>
+      <w:r>
+        <w:rPr>
+          <w:b/>
+          <w:bCs/>
+        </w:rPr>
+        <w:t>User experience:</w:t>
+      </w:r>
+      <w:r>
+        <w:t xml:space="preserve"> SSR/ISR + edge + image pipeline = instant, polished UI.</w:t>
+      </w:r>
+    </w:p>
+    <w:p>
+      <w:pPr>
+        <w:numPr>
+          <w:ilvl w:val="0"/>
+          <w:numId w:val="16"/>
+        </w:numPr>
+      </w:pPr>
+      <w:r>
+        <w:rPr>
+          <w:b/>
+          <w:bCs/>
+        </w:rPr>
+        <w:t>Risk management:</w:t>
+      </w:r>
+      <w:r>
+        <w:t xml:space="preserve"> BFF centralizes auth/rate-limits; observability shortens MTTR.</w:t>
+      </w:r>
+    </w:p>
+    <w:p>
+      <w:pPr>
+        <w:numPr>
+          <w:ilvl w:val="0"/>
+          <w:numId w:val="16"/>
+        </w:numPr>
+      </w:pPr>
+      <w:r>
+        <w:rPr>
+          <w:b/>
+          <w:bCs/>
+        </w:rPr>
+        <w:t>Scalability:</w:t>
+      </w:r>
+      <w:r>
+        <w:t xml:space="preserve"> clear module boundaries; optional </w:t>
+      </w:r>
+      <w:proofErr w:type="spellStart"/>
+      <w:r>
+        <w:t>microfrontends</w:t>
+      </w:r>
+      <w:proofErr w:type="spellEnd"/>
+      <w:r>
+        <w:t xml:space="preserve"> when org grows.</w:t>
+      </w:r>
+    </w:p>
+    <w:p>
+      <w:r>
+        <w:t xml:space="preserve">If you want, I can scaffold a </w:t>
+      </w:r>
+      <w:proofErr w:type="spellStart"/>
+      <w:r>
+        <w:rPr>
+          <w:b/>
+          <w:bCs/>
+        </w:rPr>
+        <w:t>Turborepo</w:t>
+      </w:r>
+      <w:proofErr w:type="spellEnd"/>
+      <w:r>
+        <w:rPr>
+          <w:b/>
+          <w:bCs/>
+        </w:rPr>
+        <w:t xml:space="preserve"> + Next.js + RTK Query + </w:t>
+      </w:r>
+      <w:proofErr w:type="spellStart"/>
+      <w:r>
+        <w:rPr>
+          <w:b/>
+          <w:bCs/>
+        </w:rPr>
+        <w:t>shadcn</w:t>
+      </w:r>
+      <w:proofErr w:type="spellEnd"/>
+      <w:r>
+        <w:rPr>
+          <w:b/>
+          <w:bCs/>
+        </w:rPr>
+        <w:t>/</w:t>
+      </w:r>
+      <w:proofErr w:type="spellStart"/>
+      <w:r>
+        <w:rPr>
+          <w:b/>
+          <w:bCs/>
+        </w:rPr>
+        <w:t>ui</w:t>
+      </w:r>
+      <w:proofErr w:type="spellEnd"/>
+      <w:r>
+        <w:t xml:space="preserve"> starter with baseline CI, Storybook, E2E tests, and a sample feature—just say the word and tell me if you prefer GitHub Actions or Azure DevOps.</w:t>
+      </w:r>
+    </w:p>
+    <w:p/>
     <w:sectPr>
       <w:pgSz w:w="12240" w:h="15840"/>
       <w:pgMar w:top="1440" w:right="1440" w:bottom="1440" w:left="1440" w:header="720" w:footer="720" w:gutter="0"/>
@@ -3776,6 +6724,715 @@
 <file path=word/numbering.xml><?xml version="1.0" encoding="utf-8"?>
 <w:numbering xmlns:wpc="http://schemas.microsoft.com/office/word/2010/wordprocessingCanvas" xmlns:cx="http://schemas.microsoft.com/office/drawing/2014/chartex" xmlns:cx1="http://schemas.microsoft.com/office/drawing/2015/9/8/chartex" xmlns:cx2="http://schemas.microsoft.com/office/drawing/2015/10/21/chartex" xmlns:cx3="http://schemas.microsoft.com/office/drawing/2016/5/9/chartex" xmlns:cx4="http://schemas.microsoft.com/office/drawing/2016/5/10/chartex" xmlns:cx5="http://schemas.microsoft.com/office/drawing/2016/5/11/chartex" xmlns:cx6="http://schemas.microsoft.com/office/drawing/2016/5/12/chartex" xmlns:cx7="http://schemas.microsoft.com/office/drawing/2016/5/13/chartex" xmlns:cx8="http://schemas.microsoft.com/office/drawing/2016/5/14/chartex" xmlns:mc="http://schemas.openxmlformats.org/markup-compatibility/2006" xmlns:aink="http://schemas.microsoft.com/office/drawing/2016/ink" xmlns:am3d="http://schemas.microsoft.com/office/drawing/2017/model3d" xmlns:o="urn:schemas-microsoft-com:office:office" xmlns:oel="http://schemas.microsoft.com/office/2019/extlst" xmlns:r="http://schemas.openxmlformats.org/officeDocument/2006/relationships" xmlns:m="http://schemas.openxmlformats.org/officeDocument/2006/math" xmlns:v="urn:schemas-microsoft-com:vml" xmlns:wp14="http://schemas.microsoft.com/office/word/2010/wordprocessingDrawing" xmlns:wp="http://schemas.openxmlformats.org/drawingml/2006/wordprocessingDrawing" xmlns:w10="urn:schemas-microsoft-com:office:word" xmlns:w="http://schemas.openxmlformats.org/wordprocessingml/2006/main" xmlns:w14="http://schemas.microsoft.com/office/word/2010/wordml" xmlns:w15="http://schemas.microsoft.com/office/word/2012/wordml" xmlns:w16cex="http://schemas.microsoft.com/office/word/2018/wordml/cex" xmlns:w16cid="http://schemas.microsoft.com/office/word/2016/wordml/cid" xmlns:w16="http://schemas.microsoft.com/office/word/2018/wordml" xmlns:w16du="http://schemas.microsoft.com/office/word/2023/wordml/word16du" xmlns:w16sdtdh="http://schemas.microsoft.com/office/word/2020/wordml/sdtdatahash" xmlns:w16sdtfl="http://schemas.microsoft.com/office/word/2024/wordml/sdtformatlock" xmlns:w16se="http://schemas.microsoft.com/office/word/2015/wordml/symex" xmlns:wpg="http://schemas.microsoft.com/office/word/2010/wordprocessingGroup" xmlns:wpi="http://schemas.microsoft.com/office/word/2010/wordprocessingInk" xmlns:wne="http://schemas.microsoft.com/office/word/2006/wordml" xmlns:wps="http://schemas.microsoft.com/office/word/2010/wordprocessingShape" mc:Ignorable="w14 w15 w16se w16cid w16 w16cex w16sdtdh w16sdtfl w16du wp14">
   <w:abstractNum w:abstractNumId="0" w15:restartNumberingAfterBreak="0">
+    <w:nsid w:val="02CE3527"/>
+    <w:multiLevelType w:val="multilevel"/>
+    <w:tmpl w:val="A66AB306"/>
+    <w:lvl w:ilvl="0">
+      <w:start w:val="1"/>
+      <w:numFmt w:val="bullet"/>
+      <w:lvlText w:val=""/>
+      <w:lvlJc w:val="left"/>
+      <w:pPr>
+        <w:tabs>
+          <w:tab w:val="num" w:pos="720"/>
+        </w:tabs>
+        <w:ind w:left="720" w:hanging="360"/>
+      </w:pPr>
+      <w:rPr>
+        <w:rFonts w:ascii="Symbol" w:hAnsi="Symbol" w:hint="default"/>
+        <w:sz w:val="20"/>
+      </w:rPr>
+    </w:lvl>
+    <w:lvl w:ilvl="1" w:tentative="1">
+      <w:start w:val="1"/>
+      <w:numFmt w:val="bullet"/>
+      <w:lvlText w:val="o"/>
+      <w:lvlJc w:val="left"/>
+      <w:pPr>
+        <w:tabs>
+          <w:tab w:val="num" w:pos="1440"/>
+        </w:tabs>
+        <w:ind w:left="1440" w:hanging="360"/>
+      </w:pPr>
+      <w:rPr>
+        <w:rFonts w:ascii="Courier New" w:hAnsi="Courier New" w:hint="default"/>
+        <w:sz w:val="20"/>
+      </w:rPr>
+    </w:lvl>
+    <w:lvl w:ilvl="2" w:tentative="1">
+      <w:start w:val="1"/>
+      <w:numFmt w:val="bullet"/>
+      <w:lvlText w:val=""/>
+      <w:lvlJc w:val="left"/>
+      <w:pPr>
+        <w:tabs>
+          <w:tab w:val="num" w:pos="2160"/>
+        </w:tabs>
+        <w:ind w:left="2160" w:hanging="360"/>
+      </w:pPr>
+      <w:rPr>
+        <w:rFonts w:ascii="Wingdings" w:hAnsi="Wingdings" w:hint="default"/>
+        <w:sz w:val="20"/>
+      </w:rPr>
+    </w:lvl>
+    <w:lvl w:ilvl="3" w:tentative="1">
+      <w:start w:val="1"/>
+      <w:numFmt w:val="bullet"/>
+      <w:lvlText w:val=""/>
+      <w:lvlJc w:val="left"/>
+      <w:pPr>
+        <w:tabs>
+          <w:tab w:val="num" w:pos="2880"/>
+        </w:tabs>
+        <w:ind w:left="2880" w:hanging="360"/>
+      </w:pPr>
+      <w:rPr>
+        <w:rFonts w:ascii="Wingdings" w:hAnsi="Wingdings" w:hint="default"/>
+        <w:sz w:val="20"/>
+      </w:rPr>
+    </w:lvl>
+    <w:lvl w:ilvl="4" w:tentative="1">
+      <w:start w:val="1"/>
+      <w:numFmt w:val="bullet"/>
+      <w:lvlText w:val=""/>
+      <w:lvlJc w:val="left"/>
+      <w:pPr>
+        <w:tabs>
+          <w:tab w:val="num" w:pos="3600"/>
+        </w:tabs>
+        <w:ind w:left="3600" w:hanging="360"/>
+      </w:pPr>
+      <w:rPr>
+        <w:rFonts w:ascii="Wingdings" w:hAnsi="Wingdings" w:hint="default"/>
+        <w:sz w:val="20"/>
+      </w:rPr>
+    </w:lvl>
+    <w:lvl w:ilvl="5" w:tentative="1">
+      <w:start w:val="1"/>
+      <w:numFmt w:val="bullet"/>
+      <w:lvlText w:val=""/>
+      <w:lvlJc w:val="left"/>
+      <w:pPr>
+        <w:tabs>
+          <w:tab w:val="num" w:pos="4320"/>
+        </w:tabs>
+        <w:ind w:left="4320" w:hanging="360"/>
+      </w:pPr>
+      <w:rPr>
+        <w:rFonts w:ascii="Wingdings" w:hAnsi="Wingdings" w:hint="default"/>
+        <w:sz w:val="20"/>
+      </w:rPr>
+    </w:lvl>
+    <w:lvl w:ilvl="6" w:tentative="1">
+      <w:start w:val="1"/>
+      <w:numFmt w:val="bullet"/>
+      <w:lvlText w:val=""/>
+      <w:lvlJc w:val="left"/>
+      <w:pPr>
+        <w:tabs>
+          <w:tab w:val="num" w:pos="5040"/>
+        </w:tabs>
+        <w:ind w:left="5040" w:hanging="360"/>
+      </w:pPr>
+      <w:rPr>
+        <w:rFonts w:ascii="Wingdings" w:hAnsi="Wingdings" w:hint="default"/>
+        <w:sz w:val="20"/>
+      </w:rPr>
+    </w:lvl>
+    <w:lvl w:ilvl="7" w:tentative="1">
+      <w:start w:val="1"/>
+      <w:numFmt w:val="bullet"/>
+      <w:lvlText w:val=""/>
+      <w:lvlJc w:val="left"/>
+      <w:pPr>
+        <w:tabs>
+          <w:tab w:val="num" w:pos="5760"/>
+        </w:tabs>
+        <w:ind w:left="5760" w:hanging="360"/>
+      </w:pPr>
+      <w:rPr>
+        <w:rFonts w:ascii="Wingdings" w:hAnsi="Wingdings" w:hint="default"/>
+        <w:sz w:val="20"/>
+      </w:rPr>
+    </w:lvl>
+    <w:lvl w:ilvl="8" w:tentative="1">
+      <w:start w:val="1"/>
+      <w:numFmt w:val="bullet"/>
+      <w:lvlText w:val=""/>
+      <w:lvlJc w:val="left"/>
+      <w:pPr>
+        <w:tabs>
+          <w:tab w:val="num" w:pos="6480"/>
+        </w:tabs>
+        <w:ind w:left="6480" w:hanging="360"/>
+      </w:pPr>
+      <w:rPr>
+        <w:rFonts w:ascii="Wingdings" w:hAnsi="Wingdings" w:hint="default"/>
+        <w:sz w:val="20"/>
+      </w:rPr>
+    </w:lvl>
+  </w:abstractNum>
+  <w:abstractNum w:abstractNumId="1" w15:restartNumberingAfterBreak="0">
+    <w:nsid w:val="02DC5EAD"/>
+    <w:multiLevelType w:val="multilevel"/>
+    <w:tmpl w:val="A5CE51AC"/>
+    <w:lvl w:ilvl="0">
+      <w:start w:val="1"/>
+      <w:numFmt w:val="bullet"/>
+      <w:lvlText w:val=""/>
+      <w:lvlJc w:val="left"/>
+      <w:pPr>
+        <w:tabs>
+          <w:tab w:val="num" w:pos="720"/>
+        </w:tabs>
+        <w:ind w:left="720" w:hanging="360"/>
+      </w:pPr>
+      <w:rPr>
+        <w:rFonts w:ascii="Symbol" w:hAnsi="Symbol" w:hint="default"/>
+        <w:sz w:val="20"/>
+      </w:rPr>
+    </w:lvl>
+    <w:lvl w:ilvl="1" w:tentative="1">
+      <w:start w:val="1"/>
+      <w:numFmt w:val="bullet"/>
+      <w:lvlText w:val="o"/>
+      <w:lvlJc w:val="left"/>
+      <w:pPr>
+        <w:tabs>
+          <w:tab w:val="num" w:pos="1440"/>
+        </w:tabs>
+        <w:ind w:left="1440" w:hanging="360"/>
+      </w:pPr>
+      <w:rPr>
+        <w:rFonts w:ascii="Courier New" w:hAnsi="Courier New" w:hint="default"/>
+        <w:sz w:val="20"/>
+      </w:rPr>
+    </w:lvl>
+    <w:lvl w:ilvl="2" w:tentative="1">
+      <w:start w:val="1"/>
+      <w:numFmt w:val="bullet"/>
+      <w:lvlText w:val=""/>
+      <w:lvlJc w:val="left"/>
+      <w:pPr>
+        <w:tabs>
+          <w:tab w:val="num" w:pos="2160"/>
+        </w:tabs>
+        <w:ind w:left="2160" w:hanging="360"/>
+      </w:pPr>
+      <w:rPr>
+        <w:rFonts w:ascii="Wingdings" w:hAnsi="Wingdings" w:hint="default"/>
+        <w:sz w:val="20"/>
+      </w:rPr>
+    </w:lvl>
+    <w:lvl w:ilvl="3" w:tentative="1">
+      <w:start w:val="1"/>
+      <w:numFmt w:val="bullet"/>
+      <w:lvlText w:val=""/>
+      <w:lvlJc w:val="left"/>
+      <w:pPr>
+        <w:tabs>
+          <w:tab w:val="num" w:pos="2880"/>
+        </w:tabs>
+        <w:ind w:left="2880" w:hanging="360"/>
+      </w:pPr>
+      <w:rPr>
+        <w:rFonts w:ascii="Wingdings" w:hAnsi="Wingdings" w:hint="default"/>
+        <w:sz w:val="20"/>
+      </w:rPr>
+    </w:lvl>
+    <w:lvl w:ilvl="4" w:tentative="1">
+      <w:start w:val="1"/>
+      <w:numFmt w:val="bullet"/>
+      <w:lvlText w:val=""/>
+      <w:lvlJc w:val="left"/>
+      <w:pPr>
+        <w:tabs>
+          <w:tab w:val="num" w:pos="3600"/>
+        </w:tabs>
+        <w:ind w:left="3600" w:hanging="360"/>
+      </w:pPr>
+      <w:rPr>
+        <w:rFonts w:ascii="Wingdings" w:hAnsi="Wingdings" w:hint="default"/>
+        <w:sz w:val="20"/>
+      </w:rPr>
+    </w:lvl>
+    <w:lvl w:ilvl="5" w:tentative="1">
+      <w:start w:val="1"/>
+      <w:numFmt w:val="bullet"/>
+      <w:lvlText w:val=""/>
+      <w:lvlJc w:val="left"/>
+      <w:pPr>
+        <w:tabs>
+          <w:tab w:val="num" w:pos="4320"/>
+        </w:tabs>
+        <w:ind w:left="4320" w:hanging="360"/>
+      </w:pPr>
+      <w:rPr>
+        <w:rFonts w:ascii="Wingdings" w:hAnsi="Wingdings" w:hint="default"/>
+        <w:sz w:val="20"/>
+      </w:rPr>
+    </w:lvl>
+    <w:lvl w:ilvl="6" w:tentative="1">
+      <w:start w:val="1"/>
+      <w:numFmt w:val="bullet"/>
+      <w:lvlText w:val=""/>
+      <w:lvlJc w:val="left"/>
+      <w:pPr>
+        <w:tabs>
+          <w:tab w:val="num" w:pos="5040"/>
+        </w:tabs>
+        <w:ind w:left="5040" w:hanging="360"/>
+      </w:pPr>
+      <w:rPr>
+        <w:rFonts w:ascii="Wingdings" w:hAnsi="Wingdings" w:hint="default"/>
+        <w:sz w:val="20"/>
+      </w:rPr>
+    </w:lvl>
+    <w:lvl w:ilvl="7" w:tentative="1">
+      <w:start w:val="1"/>
+      <w:numFmt w:val="bullet"/>
+      <w:lvlText w:val=""/>
+      <w:lvlJc w:val="left"/>
+      <w:pPr>
+        <w:tabs>
+          <w:tab w:val="num" w:pos="5760"/>
+        </w:tabs>
+        <w:ind w:left="5760" w:hanging="360"/>
+      </w:pPr>
+      <w:rPr>
+        <w:rFonts w:ascii="Wingdings" w:hAnsi="Wingdings" w:hint="default"/>
+        <w:sz w:val="20"/>
+      </w:rPr>
+    </w:lvl>
+    <w:lvl w:ilvl="8" w:tentative="1">
+      <w:start w:val="1"/>
+      <w:numFmt w:val="bullet"/>
+      <w:lvlText w:val=""/>
+      <w:lvlJc w:val="left"/>
+      <w:pPr>
+        <w:tabs>
+          <w:tab w:val="num" w:pos="6480"/>
+        </w:tabs>
+        <w:ind w:left="6480" w:hanging="360"/>
+      </w:pPr>
+      <w:rPr>
+        <w:rFonts w:ascii="Wingdings" w:hAnsi="Wingdings" w:hint="default"/>
+        <w:sz w:val="20"/>
+      </w:rPr>
+    </w:lvl>
+  </w:abstractNum>
+  <w:abstractNum w:abstractNumId="2" w15:restartNumberingAfterBreak="0">
+    <w:nsid w:val="033E14D1"/>
+    <w:multiLevelType w:val="multilevel"/>
+    <w:tmpl w:val="7164A808"/>
+    <w:lvl w:ilvl="0">
+      <w:start w:val="1"/>
+      <w:numFmt w:val="bullet"/>
+      <w:lvlText w:val=""/>
+      <w:lvlJc w:val="left"/>
+      <w:pPr>
+        <w:tabs>
+          <w:tab w:val="num" w:pos="720"/>
+        </w:tabs>
+        <w:ind w:left="720" w:hanging="360"/>
+      </w:pPr>
+      <w:rPr>
+        <w:rFonts w:ascii="Symbol" w:hAnsi="Symbol" w:hint="default"/>
+        <w:sz w:val="20"/>
+      </w:rPr>
+    </w:lvl>
+    <w:lvl w:ilvl="1" w:tentative="1">
+      <w:start w:val="1"/>
+      <w:numFmt w:val="bullet"/>
+      <w:lvlText w:val="o"/>
+      <w:lvlJc w:val="left"/>
+      <w:pPr>
+        <w:tabs>
+          <w:tab w:val="num" w:pos="1440"/>
+        </w:tabs>
+        <w:ind w:left="1440" w:hanging="360"/>
+      </w:pPr>
+      <w:rPr>
+        <w:rFonts w:ascii="Courier New" w:hAnsi="Courier New" w:hint="default"/>
+        <w:sz w:val="20"/>
+      </w:rPr>
+    </w:lvl>
+    <w:lvl w:ilvl="2" w:tentative="1">
+      <w:start w:val="1"/>
+      <w:numFmt w:val="bullet"/>
+      <w:lvlText w:val=""/>
+      <w:lvlJc w:val="left"/>
+      <w:pPr>
+        <w:tabs>
+          <w:tab w:val="num" w:pos="2160"/>
+        </w:tabs>
+        <w:ind w:left="2160" w:hanging="360"/>
+      </w:pPr>
+      <w:rPr>
+        <w:rFonts w:ascii="Wingdings" w:hAnsi="Wingdings" w:hint="default"/>
+        <w:sz w:val="20"/>
+      </w:rPr>
+    </w:lvl>
+    <w:lvl w:ilvl="3" w:tentative="1">
+      <w:start w:val="1"/>
+      <w:numFmt w:val="bullet"/>
+      <w:lvlText w:val=""/>
+      <w:lvlJc w:val="left"/>
+      <w:pPr>
+        <w:tabs>
+          <w:tab w:val="num" w:pos="2880"/>
+        </w:tabs>
+        <w:ind w:left="2880" w:hanging="360"/>
+      </w:pPr>
+      <w:rPr>
+        <w:rFonts w:ascii="Wingdings" w:hAnsi="Wingdings" w:hint="default"/>
+        <w:sz w:val="20"/>
+      </w:rPr>
+    </w:lvl>
+    <w:lvl w:ilvl="4" w:tentative="1">
+      <w:start w:val="1"/>
+      <w:numFmt w:val="bullet"/>
+      <w:lvlText w:val=""/>
+      <w:lvlJc w:val="left"/>
+      <w:pPr>
+        <w:tabs>
+          <w:tab w:val="num" w:pos="3600"/>
+        </w:tabs>
+        <w:ind w:left="3600" w:hanging="360"/>
+      </w:pPr>
+      <w:rPr>
+        <w:rFonts w:ascii="Wingdings" w:hAnsi="Wingdings" w:hint="default"/>
+        <w:sz w:val="20"/>
+      </w:rPr>
+    </w:lvl>
+    <w:lvl w:ilvl="5" w:tentative="1">
+      <w:start w:val="1"/>
+      <w:numFmt w:val="bullet"/>
+      <w:lvlText w:val=""/>
+      <w:lvlJc w:val="left"/>
+      <w:pPr>
+        <w:tabs>
+          <w:tab w:val="num" w:pos="4320"/>
+        </w:tabs>
+        <w:ind w:left="4320" w:hanging="360"/>
+      </w:pPr>
+      <w:rPr>
+        <w:rFonts w:ascii="Wingdings" w:hAnsi="Wingdings" w:hint="default"/>
+        <w:sz w:val="20"/>
+      </w:rPr>
+    </w:lvl>
+    <w:lvl w:ilvl="6" w:tentative="1">
+      <w:start w:val="1"/>
+      <w:numFmt w:val="bullet"/>
+      <w:lvlText w:val=""/>
+      <w:lvlJc w:val="left"/>
+      <w:pPr>
+        <w:tabs>
+          <w:tab w:val="num" w:pos="5040"/>
+        </w:tabs>
+        <w:ind w:left="5040" w:hanging="360"/>
+      </w:pPr>
+      <w:rPr>
+        <w:rFonts w:ascii="Wingdings" w:hAnsi="Wingdings" w:hint="default"/>
+        <w:sz w:val="20"/>
+      </w:rPr>
+    </w:lvl>
+    <w:lvl w:ilvl="7" w:tentative="1">
+      <w:start w:val="1"/>
+      <w:numFmt w:val="bullet"/>
+      <w:lvlText w:val=""/>
+      <w:lvlJc w:val="left"/>
+      <w:pPr>
+        <w:tabs>
+          <w:tab w:val="num" w:pos="5760"/>
+        </w:tabs>
+        <w:ind w:left="5760" w:hanging="360"/>
+      </w:pPr>
+      <w:rPr>
+        <w:rFonts w:ascii="Wingdings" w:hAnsi="Wingdings" w:hint="default"/>
+        <w:sz w:val="20"/>
+      </w:rPr>
+    </w:lvl>
+    <w:lvl w:ilvl="8" w:tentative="1">
+      <w:start w:val="1"/>
+      <w:numFmt w:val="bullet"/>
+      <w:lvlText w:val=""/>
+      <w:lvlJc w:val="left"/>
+      <w:pPr>
+        <w:tabs>
+          <w:tab w:val="num" w:pos="6480"/>
+        </w:tabs>
+        <w:ind w:left="6480" w:hanging="360"/>
+      </w:pPr>
+      <w:rPr>
+        <w:rFonts w:ascii="Wingdings" w:hAnsi="Wingdings" w:hint="default"/>
+        <w:sz w:val="20"/>
+      </w:rPr>
+    </w:lvl>
+  </w:abstractNum>
+  <w:abstractNum w:abstractNumId="3" w15:restartNumberingAfterBreak="0">
+    <w:nsid w:val="085E22B2"/>
+    <w:multiLevelType w:val="multilevel"/>
+    <w:tmpl w:val="79DC8C06"/>
+    <w:lvl w:ilvl="0">
+      <w:start w:val="1"/>
+      <w:numFmt w:val="decimal"/>
+      <w:lvlText w:val="%1."/>
+      <w:lvlJc w:val="left"/>
+      <w:pPr>
+        <w:tabs>
+          <w:tab w:val="num" w:pos="720"/>
+        </w:tabs>
+        <w:ind w:left="720" w:hanging="360"/>
+      </w:pPr>
+    </w:lvl>
+    <w:lvl w:ilvl="1" w:tentative="1">
+      <w:start w:val="1"/>
+      <w:numFmt w:val="decimal"/>
+      <w:lvlText w:val="%2."/>
+      <w:lvlJc w:val="left"/>
+      <w:pPr>
+        <w:tabs>
+          <w:tab w:val="num" w:pos="1440"/>
+        </w:tabs>
+        <w:ind w:left="1440" w:hanging="360"/>
+      </w:pPr>
+    </w:lvl>
+    <w:lvl w:ilvl="2" w:tentative="1">
+      <w:start w:val="1"/>
+      <w:numFmt w:val="decimal"/>
+      <w:lvlText w:val="%3."/>
+      <w:lvlJc w:val="left"/>
+      <w:pPr>
+        <w:tabs>
+          <w:tab w:val="num" w:pos="2160"/>
+        </w:tabs>
+        <w:ind w:left="2160" w:hanging="360"/>
+      </w:pPr>
+    </w:lvl>
+    <w:lvl w:ilvl="3" w:tentative="1">
+      <w:start w:val="1"/>
+      <w:numFmt w:val="decimal"/>
+      <w:lvlText w:val="%4."/>
+      <w:lvlJc w:val="left"/>
+      <w:pPr>
+        <w:tabs>
+          <w:tab w:val="num" w:pos="2880"/>
+        </w:tabs>
+        <w:ind w:left="2880" w:hanging="360"/>
+      </w:pPr>
+    </w:lvl>
+    <w:lvl w:ilvl="4" w:tentative="1">
+      <w:start w:val="1"/>
+      <w:numFmt w:val="decimal"/>
+      <w:lvlText w:val="%5."/>
+      <w:lvlJc w:val="left"/>
+      <w:pPr>
+        <w:tabs>
+          <w:tab w:val="num" w:pos="3600"/>
+        </w:tabs>
+        <w:ind w:left="3600" w:hanging="360"/>
+      </w:pPr>
+    </w:lvl>
+    <w:lvl w:ilvl="5" w:tentative="1">
+      <w:start w:val="1"/>
+      <w:numFmt w:val="decimal"/>
+      <w:lvlText w:val="%6."/>
+      <w:lvlJc w:val="left"/>
+      <w:pPr>
+        <w:tabs>
+          <w:tab w:val="num" w:pos="4320"/>
+        </w:tabs>
+        <w:ind w:left="4320" w:hanging="360"/>
+      </w:pPr>
+    </w:lvl>
+    <w:lvl w:ilvl="6" w:tentative="1">
+      <w:start w:val="1"/>
+      <w:numFmt w:val="decimal"/>
+      <w:lvlText w:val="%7."/>
+      <w:lvlJc w:val="left"/>
+      <w:pPr>
+        <w:tabs>
+          <w:tab w:val="num" w:pos="5040"/>
+        </w:tabs>
+        <w:ind w:left="5040" w:hanging="360"/>
+      </w:pPr>
+    </w:lvl>
+    <w:lvl w:ilvl="7" w:tentative="1">
+      <w:start w:val="1"/>
+      <w:numFmt w:val="decimal"/>
+      <w:lvlText w:val="%8."/>
+      <w:lvlJc w:val="left"/>
+      <w:pPr>
+        <w:tabs>
+          <w:tab w:val="num" w:pos="5760"/>
+        </w:tabs>
+        <w:ind w:left="5760" w:hanging="360"/>
+      </w:pPr>
+    </w:lvl>
+    <w:lvl w:ilvl="8" w:tentative="1">
+      <w:start w:val="1"/>
+      <w:numFmt w:val="decimal"/>
+      <w:lvlText w:val="%9."/>
+      <w:lvlJc w:val="left"/>
+      <w:pPr>
+        <w:tabs>
+          <w:tab w:val="num" w:pos="6480"/>
+        </w:tabs>
+        <w:ind w:left="6480" w:hanging="360"/>
+      </w:pPr>
+    </w:lvl>
+  </w:abstractNum>
+  <w:abstractNum w:abstractNumId="4" w15:restartNumberingAfterBreak="0">
+    <w:nsid w:val="126C73AD"/>
+    <w:multiLevelType w:val="multilevel"/>
+    <w:tmpl w:val="1AD602DA"/>
+    <w:lvl w:ilvl="0">
+      <w:start w:val="1"/>
+      <w:numFmt w:val="bullet"/>
+      <w:lvlText w:val=""/>
+      <w:lvlJc w:val="left"/>
+      <w:pPr>
+        <w:tabs>
+          <w:tab w:val="num" w:pos="720"/>
+        </w:tabs>
+        <w:ind w:left="720" w:hanging="360"/>
+      </w:pPr>
+      <w:rPr>
+        <w:rFonts w:ascii="Symbol" w:hAnsi="Symbol" w:hint="default"/>
+        <w:sz w:val="20"/>
+      </w:rPr>
+    </w:lvl>
+    <w:lvl w:ilvl="1" w:tentative="1">
+      <w:start w:val="1"/>
+      <w:numFmt w:val="bullet"/>
+      <w:lvlText w:val="o"/>
+      <w:lvlJc w:val="left"/>
+      <w:pPr>
+        <w:tabs>
+          <w:tab w:val="num" w:pos="1440"/>
+        </w:tabs>
+        <w:ind w:left="1440" w:hanging="360"/>
+      </w:pPr>
+      <w:rPr>
+        <w:rFonts w:ascii="Courier New" w:hAnsi="Courier New" w:hint="default"/>
+        <w:sz w:val="20"/>
+      </w:rPr>
+    </w:lvl>
+    <w:lvl w:ilvl="2" w:tentative="1">
+      <w:start w:val="1"/>
+      <w:numFmt w:val="bullet"/>
+      <w:lvlText w:val=""/>
+      <w:lvlJc w:val="left"/>
+      <w:pPr>
+        <w:tabs>
+          <w:tab w:val="num" w:pos="2160"/>
+        </w:tabs>
+        <w:ind w:left="2160" w:hanging="360"/>
+      </w:pPr>
+      <w:rPr>
+        <w:rFonts w:ascii="Wingdings" w:hAnsi="Wingdings" w:hint="default"/>
+        <w:sz w:val="20"/>
+      </w:rPr>
+    </w:lvl>
+    <w:lvl w:ilvl="3" w:tentative="1">
+      <w:start w:val="1"/>
+      <w:numFmt w:val="bullet"/>
+      <w:lvlText w:val=""/>
+      <w:lvlJc w:val="left"/>
+      <w:pPr>
+        <w:tabs>
+          <w:tab w:val="num" w:pos="2880"/>
+        </w:tabs>
+        <w:ind w:left="2880" w:hanging="360"/>
+      </w:pPr>
+      <w:rPr>
+        <w:rFonts w:ascii="Wingdings" w:hAnsi="Wingdings" w:hint="default"/>
+        <w:sz w:val="20"/>
+      </w:rPr>
+    </w:lvl>
+    <w:lvl w:ilvl="4" w:tentative="1">
+      <w:start w:val="1"/>
+      <w:numFmt w:val="bullet"/>
+      <w:lvlText w:val=""/>
+      <w:lvlJc w:val="left"/>
+      <w:pPr>
+        <w:tabs>
+          <w:tab w:val="num" w:pos="3600"/>
+        </w:tabs>
+        <w:ind w:left="3600" w:hanging="360"/>
+      </w:pPr>
+      <w:rPr>
+        <w:rFonts w:ascii="Wingdings" w:hAnsi="Wingdings" w:hint="default"/>
+        <w:sz w:val="20"/>
+      </w:rPr>
+    </w:lvl>
+    <w:lvl w:ilvl="5" w:tentative="1">
+      <w:start w:val="1"/>
+      <w:numFmt w:val="bullet"/>
+      <w:lvlText w:val=""/>
+      <w:lvlJc w:val="left"/>
+      <w:pPr>
+        <w:tabs>
+          <w:tab w:val="num" w:pos="4320"/>
+        </w:tabs>
+        <w:ind w:left="4320" w:hanging="360"/>
+      </w:pPr>
+      <w:rPr>
+        <w:rFonts w:ascii="Wingdings" w:hAnsi="Wingdings" w:hint="default"/>
+        <w:sz w:val="20"/>
+      </w:rPr>
+    </w:lvl>
+    <w:lvl w:ilvl="6" w:tentative="1">
+      <w:start w:val="1"/>
+      <w:numFmt w:val="bullet"/>
+      <w:lvlText w:val=""/>
+      <w:lvlJc w:val="left"/>
+      <w:pPr>
+        <w:tabs>
+          <w:tab w:val="num" w:pos="5040"/>
+        </w:tabs>
+        <w:ind w:left="5040" w:hanging="360"/>
+      </w:pPr>
+      <w:rPr>
+        <w:rFonts w:ascii="Wingdings" w:hAnsi="Wingdings" w:hint="default"/>
+        <w:sz w:val="20"/>
+      </w:rPr>
+    </w:lvl>
+    <w:lvl w:ilvl="7" w:tentative="1">
+      <w:start w:val="1"/>
+      <w:numFmt w:val="bullet"/>
+      <w:lvlText w:val=""/>
+      <w:lvlJc w:val="left"/>
+      <w:pPr>
+        <w:tabs>
+          <w:tab w:val="num" w:pos="5760"/>
+        </w:tabs>
+        <w:ind w:left="5760" w:hanging="360"/>
+      </w:pPr>
+      <w:rPr>
+        <w:rFonts w:ascii="Wingdings" w:hAnsi="Wingdings" w:hint="default"/>
+        <w:sz w:val="20"/>
+      </w:rPr>
+    </w:lvl>
+    <w:lvl w:ilvl="8" w:tentative="1">
+      <w:start w:val="1"/>
+      <w:numFmt w:val="bullet"/>
+      <w:lvlText w:val=""/>
+      <w:lvlJc w:val="left"/>
+      <w:pPr>
+        <w:tabs>
+          <w:tab w:val="num" w:pos="6480"/>
+        </w:tabs>
+        <w:ind w:left="6480" w:hanging="360"/>
+      </w:pPr>
+      <w:rPr>
+        <w:rFonts w:ascii="Wingdings" w:hAnsi="Wingdings" w:hint="default"/>
+        <w:sz w:val="20"/>
+      </w:rPr>
+    </w:lvl>
+  </w:abstractNum>
+  <w:abstractNum w:abstractNumId="5" w15:restartNumberingAfterBreak="0">
     <w:nsid w:val="135B3852"/>
     <w:multiLevelType w:val="multilevel"/>
     <w:tmpl w:val="9D122156"/>
@@ -3888,7 +7545,1050 @@
       </w:pPr>
     </w:lvl>
   </w:abstractNum>
-  <w:abstractNum w:abstractNumId="1" w15:restartNumberingAfterBreak="0">
+  <w:abstractNum w:abstractNumId="6" w15:restartNumberingAfterBreak="0">
+    <w:nsid w:val="185A637E"/>
+    <w:multiLevelType w:val="multilevel"/>
+    <w:tmpl w:val="406A8576"/>
+    <w:lvl w:ilvl="0">
+      <w:start w:val="1"/>
+      <w:numFmt w:val="bullet"/>
+      <w:lvlText w:val=""/>
+      <w:lvlJc w:val="left"/>
+      <w:pPr>
+        <w:tabs>
+          <w:tab w:val="num" w:pos="720"/>
+        </w:tabs>
+        <w:ind w:left="720" w:hanging="360"/>
+      </w:pPr>
+      <w:rPr>
+        <w:rFonts w:ascii="Symbol" w:hAnsi="Symbol" w:hint="default"/>
+        <w:sz w:val="20"/>
+      </w:rPr>
+    </w:lvl>
+    <w:lvl w:ilvl="1" w:tentative="1">
+      <w:start w:val="1"/>
+      <w:numFmt w:val="bullet"/>
+      <w:lvlText w:val="o"/>
+      <w:lvlJc w:val="left"/>
+      <w:pPr>
+        <w:tabs>
+          <w:tab w:val="num" w:pos="1440"/>
+        </w:tabs>
+        <w:ind w:left="1440" w:hanging="360"/>
+      </w:pPr>
+      <w:rPr>
+        <w:rFonts w:ascii="Courier New" w:hAnsi="Courier New" w:hint="default"/>
+        <w:sz w:val="20"/>
+      </w:rPr>
+    </w:lvl>
+    <w:lvl w:ilvl="2" w:tentative="1">
+      <w:start w:val="1"/>
+      <w:numFmt w:val="bullet"/>
+      <w:lvlText w:val=""/>
+      <w:lvlJc w:val="left"/>
+      <w:pPr>
+        <w:tabs>
+          <w:tab w:val="num" w:pos="2160"/>
+        </w:tabs>
+        <w:ind w:left="2160" w:hanging="360"/>
+      </w:pPr>
+      <w:rPr>
+        <w:rFonts w:ascii="Wingdings" w:hAnsi="Wingdings" w:hint="default"/>
+        <w:sz w:val="20"/>
+      </w:rPr>
+    </w:lvl>
+    <w:lvl w:ilvl="3" w:tentative="1">
+      <w:start w:val="1"/>
+      <w:numFmt w:val="bullet"/>
+      <w:lvlText w:val=""/>
+      <w:lvlJc w:val="left"/>
+      <w:pPr>
+        <w:tabs>
+          <w:tab w:val="num" w:pos="2880"/>
+        </w:tabs>
+        <w:ind w:left="2880" w:hanging="360"/>
+      </w:pPr>
+      <w:rPr>
+        <w:rFonts w:ascii="Wingdings" w:hAnsi="Wingdings" w:hint="default"/>
+        <w:sz w:val="20"/>
+      </w:rPr>
+    </w:lvl>
+    <w:lvl w:ilvl="4" w:tentative="1">
+      <w:start w:val="1"/>
+      <w:numFmt w:val="bullet"/>
+      <w:lvlText w:val=""/>
+      <w:lvlJc w:val="left"/>
+      <w:pPr>
+        <w:tabs>
+          <w:tab w:val="num" w:pos="3600"/>
+        </w:tabs>
+        <w:ind w:left="3600" w:hanging="360"/>
+      </w:pPr>
+      <w:rPr>
+        <w:rFonts w:ascii="Wingdings" w:hAnsi="Wingdings" w:hint="default"/>
+        <w:sz w:val="20"/>
+      </w:rPr>
+    </w:lvl>
+    <w:lvl w:ilvl="5" w:tentative="1">
+      <w:start w:val="1"/>
+      <w:numFmt w:val="bullet"/>
+      <w:lvlText w:val=""/>
+      <w:lvlJc w:val="left"/>
+      <w:pPr>
+        <w:tabs>
+          <w:tab w:val="num" w:pos="4320"/>
+        </w:tabs>
+        <w:ind w:left="4320" w:hanging="360"/>
+      </w:pPr>
+      <w:rPr>
+        <w:rFonts w:ascii="Wingdings" w:hAnsi="Wingdings" w:hint="default"/>
+        <w:sz w:val="20"/>
+      </w:rPr>
+    </w:lvl>
+    <w:lvl w:ilvl="6" w:tentative="1">
+      <w:start w:val="1"/>
+      <w:numFmt w:val="bullet"/>
+      <w:lvlText w:val=""/>
+      <w:lvlJc w:val="left"/>
+      <w:pPr>
+        <w:tabs>
+          <w:tab w:val="num" w:pos="5040"/>
+        </w:tabs>
+        <w:ind w:left="5040" w:hanging="360"/>
+      </w:pPr>
+      <w:rPr>
+        <w:rFonts w:ascii="Wingdings" w:hAnsi="Wingdings" w:hint="default"/>
+        <w:sz w:val="20"/>
+      </w:rPr>
+    </w:lvl>
+    <w:lvl w:ilvl="7" w:tentative="1">
+      <w:start w:val="1"/>
+      <w:numFmt w:val="bullet"/>
+      <w:lvlText w:val=""/>
+      <w:lvlJc w:val="left"/>
+      <w:pPr>
+        <w:tabs>
+          <w:tab w:val="num" w:pos="5760"/>
+        </w:tabs>
+        <w:ind w:left="5760" w:hanging="360"/>
+      </w:pPr>
+      <w:rPr>
+        <w:rFonts w:ascii="Wingdings" w:hAnsi="Wingdings" w:hint="default"/>
+        <w:sz w:val="20"/>
+      </w:rPr>
+    </w:lvl>
+    <w:lvl w:ilvl="8" w:tentative="1">
+      <w:start w:val="1"/>
+      <w:numFmt w:val="bullet"/>
+      <w:lvlText w:val=""/>
+      <w:lvlJc w:val="left"/>
+      <w:pPr>
+        <w:tabs>
+          <w:tab w:val="num" w:pos="6480"/>
+        </w:tabs>
+        <w:ind w:left="6480" w:hanging="360"/>
+      </w:pPr>
+      <w:rPr>
+        <w:rFonts w:ascii="Wingdings" w:hAnsi="Wingdings" w:hint="default"/>
+        <w:sz w:val="20"/>
+      </w:rPr>
+    </w:lvl>
+  </w:abstractNum>
+  <w:abstractNum w:abstractNumId="7" w15:restartNumberingAfterBreak="0">
+    <w:nsid w:val="38402441"/>
+    <w:multiLevelType w:val="multilevel"/>
+    <w:tmpl w:val="14B85122"/>
+    <w:lvl w:ilvl="0">
+      <w:start w:val="1"/>
+      <w:numFmt w:val="bullet"/>
+      <w:lvlText w:val=""/>
+      <w:lvlJc w:val="left"/>
+      <w:pPr>
+        <w:tabs>
+          <w:tab w:val="num" w:pos="720"/>
+        </w:tabs>
+        <w:ind w:left="720" w:hanging="360"/>
+      </w:pPr>
+      <w:rPr>
+        <w:rFonts w:ascii="Symbol" w:hAnsi="Symbol" w:hint="default"/>
+        <w:sz w:val="20"/>
+      </w:rPr>
+    </w:lvl>
+    <w:lvl w:ilvl="1" w:tentative="1">
+      <w:start w:val="1"/>
+      <w:numFmt w:val="bullet"/>
+      <w:lvlText w:val="o"/>
+      <w:lvlJc w:val="left"/>
+      <w:pPr>
+        <w:tabs>
+          <w:tab w:val="num" w:pos="1440"/>
+        </w:tabs>
+        <w:ind w:left="1440" w:hanging="360"/>
+      </w:pPr>
+      <w:rPr>
+        <w:rFonts w:ascii="Courier New" w:hAnsi="Courier New" w:hint="default"/>
+        <w:sz w:val="20"/>
+      </w:rPr>
+    </w:lvl>
+    <w:lvl w:ilvl="2" w:tentative="1">
+      <w:start w:val="1"/>
+      <w:numFmt w:val="bullet"/>
+      <w:lvlText w:val=""/>
+      <w:lvlJc w:val="left"/>
+      <w:pPr>
+        <w:tabs>
+          <w:tab w:val="num" w:pos="2160"/>
+        </w:tabs>
+        <w:ind w:left="2160" w:hanging="360"/>
+      </w:pPr>
+      <w:rPr>
+        <w:rFonts w:ascii="Wingdings" w:hAnsi="Wingdings" w:hint="default"/>
+        <w:sz w:val="20"/>
+      </w:rPr>
+    </w:lvl>
+    <w:lvl w:ilvl="3" w:tentative="1">
+      <w:start w:val="1"/>
+      <w:numFmt w:val="bullet"/>
+      <w:lvlText w:val=""/>
+      <w:lvlJc w:val="left"/>
+      <w:pPr>
+        <w:tabs>
+          <w:tab w:val="num" w:pos="2880"/>
+        </w:tabs>
+        <w:ind w:left="2880" w:hanging="360"/>
+      </w:pPr>
+      <w:rPr>
+        <w:rFonts w:ascii="Wingdings" w:hAnsi="Wingdings" w:hint="default"/>
+        <w:sz w:val="20"/>
+      </w:rPr>
+    </w:lvl>
+    <w:lvl w:ilvl="4" w:tentative="1">
+      <w:start w:val="1"/>
+      <w:numFmt w:val="bullet"/>
+      <w:lvlText w:val=""/>
+      <w:lvlJc w:val="left"/>
+      <w:pPr>
+        <w:tabs>
+          <w:tab w:val="num" w:pos="3600"/>
+        </w:tabs>
+        <w:ind w:left="3600" w:hanging="360"/>
+      </w:pPr>
+      <w:rPr>
+        <w:rFonts w:ascii="Wingdings" w:hAnsi="Wingdings" w:hint="default"/>
+        <w:sz w:val="20"/>
+      </w:rPr>
+    </w:lvl>
+    <w:lvl w:ilvl="5" w:tentative="1">
+      <w:start w:val="1"/>
+      <w:numFmt w:val="bullet"/>
+      <w:lvlText w:val=""/>
+      <w:lvlJc w:val="left"/>
+      <w:pPr>
+        <w:tabs>
+          <w:tab w:val="num" w:pos="4320"/>
+        </w:tabs>
+        <w:ind w:left="4320" w:hanging="360"/>
+      </w:pPr>
+      <w:rPr>
+        <w:rFonts w:ascii="Wingdings" w:hAnsi="Wingdings" w:hint="default"/>
+        <w:sz w:val="20"/>
+      </w:rPr>
+    </w:lvl>
+    <w:lvl w:ilvl="6" w:tentative="1">
+      <w:start w:val="1"/>
+      <w:numFmt w:val="bullet"/>
+      <w:lvlText w:val=""/>
+      <w:lvlJc w:val="left"/>
+      <w:pPr>
+        <w:tabs>
+          <w:tab w:val="num" w:pos="5040"/>
+        </w:tabs>
+        <w:ind w:left="5040" w:hanging="360"/>
+      </w:pPr>
+      <w:rPr>
+        <w:rFonts w:ascii="Wingdings" w:hAnsi="Wingdings" w:hint="default"/>
+        <w:sz w:val="20"/>
+      </w:rPr>
+    </w:lvl>
+    <w:lvl w:ilvl="7" w:tentative="1">
+      <w:start w:val="1"/>
+      <w:numFmt w:val="bullet"/>
+      <w:lvlText w:val=""/>
+      <w:lvlJc w:val="left"/>
+      <w:pPr>
+        <w:tabs>
+          <w:tab w:val="num" w:pos="5760"/>
+        </w:tabs>
+        <w:ind w:left="5760" w:hanging="360"/>
+      </w:pPr>
+      <w:rPr>
+        <w:rFonts w:ascii="Wingdings" w:hAnsi="Wingdings" w:hint="default"/>
+        <w:sz w:val="20"/>
+      </w:rPr>
+    </w:lvl>
+    <w:lvl w:ilvl="8" w:tentative="1">
+      <w:start w:val="1"/>
+      <w:numFmt w:val="bullet"/>
+      <w:lvlText w:val=""/>
+      <w:lvlJc w:val="left"/>
+      <w:pPr>
+        <w:tabs>
+          <w:tab w:val="num" w:pos="6480"/>
+        </w:tabs>
+        <w:ind w:left="6480" w:hanging="360"/>
+      </w:pPr>
+      <w:rPr>
+        <w:rFonts w:ascii="Wingdings" w:hAnsi="Wingdings" w:hint="default"/>
+        <w:sz w:val="20"/>
+      </w:rPr>
+    </w:lvl>
+  </w:abstractNum>
+  <w:abstractNum w:abstractNumId="8" w15:restartNumberingAfterBreak="0">
+    <w:nsid w:val="43E602FA"/>
+    <w:multiLevelType w:val="multilevel"/>
+    <w:tmpl w:val="A1FCBD0E"/>
+    <w:lvl w:ilvl="0">
+      <w:start w:val="1"/>
+      <w:numFmt w:val="bullet"/>
+      <w:lvlText w:val=""/>
+      <w:lvlJc w:val="left"/>
+      <w:pPr>
+        <w:tabs>
+          <w:tab w:val="num" w:pos="720"/>
+        </w:tabs>
+        <w:ind w:left="720" w:hanging="360"/>
+      </w:pPr>
+      <w:rPr>
+        <w:rFonts w:ascii="Symbol" w:hAnsi="Symbol" w:hint="default"/>
+        <w:sz w:val="20"/>
+      </w:rPr>
+    </w:lvl>
+    <w:lvl w:ilvl="1" w:tentative="1">
+      <w:start w:val="1"/>
+      <w:numFmt w:val="bullet"/>
+      <w:lvlText w:val="o"/>
+      <w:lvlJc w:val="left"/>
+      <w:pPr>
+        <w:tabs>
+          <w:tab w:val="num" w:pos="1440"/>
+        </w:tabs>
+        <w:ind w:left="1440" w:hanging="360"/>
+      </w:pPr>
+      <w:rPr>
+        <w:rFonts w:ascii="Courier New" w:hAnsi="Courier New" w:hint="default"/>
+        <w:sz w:val="20"/>
+      </w:rPr>
+    </w:lvl>
+    <w:lvl w:ilvl="2" w:tentative="1">
+      <w:start w:val="1"/>
+      <w:numFmt w:val="bullet"/>
+      <w:lvlText w:val=""/>
+      <w:lvlJc w:val="left"/>
+      <w:pPr>
+        <w:tabs>
+          <w:tab w:val="num" w:pos="2160"/>
+        </w:tabs>
+        <w:ind w:left="2160" w:hanging="360"/>
+      </w:pPr>
+      <w:rPr>
+        <w:rFonts w:ascii="Wingdings" w:hAnsi="Wingdings" w:hint="default"/>
+        <w:sz w:val="20"/>
+      </w:rPr>
+    </w:lvl>
+    <w:lvl w:ilvl="3" w:tentative="1">
+      <w:start w:val="1"/>
+      <w:numFmt w:val="bullet"/>
+      <w:lvlText w:val=""/>
+      <w:lvlJc w:val="left"/>
+      <w:pPr>
+        <w:tabs>
+          <w:tab w:val="num" w:pos="2880"/>
+        </w:tabs>
+        <w:ind w:left="2880" w:hanging="360"/>
+      </w:pPr>
+      <w:rPr>
+        <w:rFonts w:ascii="Wingdings" w:hAnsi="Wingdings" w:hint="default"/>
+        <w:sz w:val="20"/>
+      </w:rPr>
+    </w:lvl>
+    <w:lvl w:ilvl="4" w:tentative="1">
+      <w:start w:val="1"/>
+      <w:numFmt w:val="bullet"/>
+      <w:lvlText w:val=""/>
+      <w:lvlJc w:val="left"/>
+      <w:pPr>
+        <w:tabs>
+          <w:tab w:val="num" w:pos="3600"/>
+        </w:tabs>
+        <w:ind w:left="3600" w:hanging="360"/>
+      </w:pPr>
+      <w:rPr>
+        <w:rFonts w:ascii="Wingdings" w:hAnsi="Wingdings" w:hint="default"/>
+        <w:sz w:val="20"/>
+      </w:rPr>
+    </w:lvl>
+    <w:lvl w:ilvl="5" w:tentative="1">
+      <w:start w:val="1"/>
+      <w:numFmt w:val="bullet"/>
+      <w:lvlText w:val=""/>
+      <w:lvlJc w:val="left"/>
+      <w:pPr>
+        <w:tabs>
+          <w:tab w:val="num" w:pos="4320"/>
+        </w:tabs>
+        <w:ind w:left="4320" w:hanging="360"/>
+      </w:pPr>
+      <w:rPr>
+        <w:rFonts w:ascii="Wingdings" w:hAnsi="Wingdings" w:hint="default"/>
+        <w:sz w:val="20"/>
+      </w:rPr>
+    </w:lvl>
+    <w:lvl w:ilvl="6" w:tentative="1">
+      <w:start w:val="1"/>
+      <w:numFmt w:val="bullet"/>
+      <w:lvlText w:val=""/>
+      <w:lvlJc w:val="left"/>
+      <w:pPr>
+        <w:tabs>
+          <w:tab w:val="num" w:pos="5040"/>
+        </w:tabs>
+        <w:ind w:left="5040" w:hanging="360"/>
+      </w:pPr>
+      <w:rPr>
+        <w:rFonts w:ascii="Wingdings" w:hAnsi="Wingdings" w:hint="default"/>
+        <w:sz w:val="20"/>
+      </w:rPr>
+    </w:lvl>
+    <w:lvl w:ilvl="7" w:tentative="1">
+      <w:start w:val="1"/>
+      <w:numFmt w:val="bullet"/>
+      <w:lvlText w:val=""/>
+      <w:lvlJc w:val="left"/>
+      <w:pPr>
+        <w:tabs>
+          <w:tab w:val="num" w:pos="5760"/>
+        </w:tabs>
+        <w:ind w:left="5760" w:hanging="360"/>
+      </w:pPr>
+      <w:rPr>
+        <w:rFonts w:ascii="Wingdings" w:hAnsi="Wingdings" w:hint="default"/>
+        <w:sz w:val="20"/>
+      </w:rPr>
+    </w:lvl>
+    <w:lvl w:ilvl="8" w:tentative="1">
+      <w:start w:val="1"/>
+      <w:numFmt w:val="bullet"/>
+      <w:lvlText w:val=""/>
+      <w:lvlJc w:val="left"/>
+      <w:pPr>
+        <w:tabs>
+          <w:tab w:val="num" w:pos="6480"/>
+        </w:tabs>
+        <w:ind w:left="6480" w:hanging="360"/>
+      </w:pPr>
+      <w:rPr>
+        <w:rFonts w:ascii="Wingdings" w:hAnsi="Wingdings" w:hint="default"/>
+        <w:sz w:val="20"/>
+      </w:rPr>
+    </w:lvl>
+  </w:abstractNum>
+  <w:abstractNum w:abstractNumId="9" w15:restartNumberingAfterBreak="0">
+    <w:nsid w:val="52100703"/>
+    <w:multiLevelType w:val="multilevel"/>
+    <w:tmpl w:val="4DF40210"/>
+    <w:lvl w:ilvl="0">
+      <w:start w:val="1"/>
+      <w:numFmt w:val="bullet"/>
+      <w:lvlText w:val=""/>
+      <w:lvlJc w:val="left"/>
+      <w:pPr>
+        <w:tabs>
+          <w:tab w:val="num" w:pos="720"/>
+        </w:tabs>
+        <w:ind w:left="720" w:hanging="360"/>
+      </w:pPr>
+      <w:rPr>
+        <w:rFonts w:ascii="Symbol" w:hAnsi="Symbol" w:hint="default"/>
+        <w:sz w:val="20"/>
+      </w:rPr>
+    </w:lvl>
+    <w:lvl w:ilvl="1" w:tentative="1">
+      <w:start w:val="1"/>
+      <w:numFmt w:val="bullet"/>
+      <w:lvlText w:val="o"/>
+      <w:lvlJc w:val="left"/>
+      <w:pPr>
+        <w:tabs>
+          <w:tab w:val="num" w:pos="1440"/>
+        </w:tabs>
+        <w:ind w:left="1440" w:hanging="360"/>
+      </w:pPr>
+      <w:rPr>
+        <w:rFonts w:ascii="Courier New" w:hAnsi="Courier New" w:hint="default"/>
+        <w:sz w:val="20"/>
+      </w:rPr>
+    </w:lvl>
+    <w:lvl w:ilvl="2" w:tentative="1">
+      <w:start w:val="1"/>
+      <w:numFmt w:val="bullet"/>
+      <w:lvlText w:val=""/>
+      <w:lvlJc w:val="left"/>
+      <w:pPr>
+        <w:tabs>
+          <w:tab w:val="num" w:pos="2160"/>
+        </w:tabs>
+        <w:ind w:left="2160" w:hanging="360"/>
+      </w:pPr>
+      <w:rPr>
+        <w:rFonts w:ascii="Wingdings" w:hAnsi="Wingdings" w:hint="default"/>
+        <w:sz w:val="20"/>
+      </w:rPr>
+    </w:lvl>
+    <w:lvl w:ilvl="3" w:tentative="1">
+      <w:start w:val="1"/>
+      <w:numFmt w:val="bullet"/>
+      <w:lvlText w:val=""/>
+      <w:lvlJc w:val="left"/>
+      <w:pPr>
+        <w:tabs>
+          <w:tab w:val="num" w:pos="2880"/>
+        </w:tabs>
+        <w:ind w:left="2880" w:hanging="360"/>
+      </w:pPr>
+      <w:rPr>
+        <w:rFonts w:ascii="Wingdings" w:hAnsi="Wingdings" w:hint="default"/>
+        <w:sz w:val="20"/>
+      </w:rPr>
+    </w:lvl>
+    <w:lvl w:ilvl="4" w:tentative="1">
+      <w:start w:val="1"/>
+      <w:numFmt w:val="bullet"/>
+      <w:lvlText w:val=""/>
+      <w:lvlJc w:val="left"/>
+      <w:pPr>
+        <w:tabs>
+          <w:tab w:val="num" w:pos="3600"/>
+        </w:tabs>
+        <w:ind w:left="3600" w:hanging="360"/>
+      </w:pPr>
+      <w:rPr>
+        <w:rFonts w:ascii="Wingdings" w:hAnsi="Wingdings" w:hint="default"/>
+        <w:sz w:val="20"/>
+      </w:rPr>
+    </w:lvl>
+    <w:lvl w:ilvl="5" w:tentative="1">
+      <w:start w:val="1"/>
+      <w:numFmt w:val="bullet"/>
+      <w:lvlText w:val=""/>
+      <w:lvlJc w:val="left"/>
+      <w:pPr>
+        <w:tabs>
+          <w:tab w:val="num" w:pos="4320"/>
+        </w:tabs>
+        <w:ind w:left="4320" w:hanging="360"/>
+      </w:pPr>
+      <w:rPr>
+        <w:rFonts w:ascii="Wingdings" w:hAnsi="Wingdings" w:hint="default"/>
+        <w:sz w:val="20"/>
+      </w:rPr>
+    </w:lvl>
+    <w:lvl w:ilvl="6" w:tentative="1">
+      <w:start w:val="1"/>
+      <w:numFmt w:val="bullet"/>
+      <w:lvlText w:val=""/>
+      <w:lvlJc w:val="left"/>
+      <w:pPr>
+        <w:tabs>
+          <w:tab w:val="num" w:pos="5040"/>
+        </w:tabs>
+        <w:ind w:left="5040" w:hanging="360"/>
+      </w:pPr>
+      <w:rPr>
+        <w:rFonts w:ascii="Wingdings" w:hAnsi="Wingdings" w:hint="default"/>
+        <w:sz w:val="20"/>
+      </w:rPr>
+    </w:lvl>
+    <w:lvl w:ilvl="7" w:tentative="1">
+      <w:start w:val="1"/>
+      <w:numFmt w:val="bullet"/>
+      <w:lvlText w:val=""/>
+      <w:lvlJc w:val="left"/>
+      <w:pPr>
+        <w:tabs>
+          <w:tab w:val="num" w:pos="5760"/>
+        </w:tabs>
+        <w:ind w:left="5760" w:hanging="360"/>
+      </w:pPr>
+      <w:rPr>
+        <w:rFonts w:ascii="Wingdings" w:hAnsi="Wingdings" w:hint="default"/>
+        <w:sz w:val="20"/>
+      </w:rPr>
+    </w:lvl>
+    <w:lvl w:ilvl="8" w:tentative="1">
+      <w:start w:val="1"/>
+      <w:numFmt w:val="bullet"/>
+      <w:lvlText w:val=""/>
+      <w:lvlJc w:val="left"/>
+      <w:pPr>
+        <w:tabs>
+          <w:tab w:val="num" w:pos="6480"/>
+        </w:tabs>
+        <w:ind w:left="6480" w:hanging="360"/>
+      </w:pPr>
+      <w:rPr>
+        <w:rFonts w:ascii="Wingdings" w:hAnsi="Wingdings" w:hint="default"/>
+        <w:sz w:val="20"/>
+      </w:rPr>
+    </w:lvl>
+  </w:abstractNum>
+  <w:abstractNum w:abstractNumId="10" w15:restartNumberingAfterBreak="0">
+    <w:nsid w:val="66866512"/>
+    <w:multiLevelType w:val="multilevel"/>
+    <w:tmpl w:val="62C22BC2"/>
+    <w:lvl w:ilvl="0">
+      <w:start w:val="1"/>
+      <w:numFmt w:val="bullet"/>
+      <w:lvlText w:val=""/>
+      <w:lvlJc w:val="left"/>
+      <w:pPr>
+        <w:tabs>
+          <w:tab w:val="num" w:pos="720"/>
+        </w:tabs>
+        <w:ind w:left="720" w:hanging="360"/>
+      </w:pPr>
+      <w:rPr>
+        <w:rFonts w:ascii="Symbol" w:hAnsi="Symbol" w:hint="default"/>
+        <w:sz w:val="20"/>
+      </w:rPr>
+    </w:lvl>
+    <w:lvl w:ilvl="1">
+      <w:start w:val="1"/>
+      <w:numFmt w:val="bullet"/>
+      <w:lvlText w:val="o"/>
+      <w:lvlJc w:val="left"/>
+      <w:pPr>
+        <w:tabs>
+          <w:tab w:val="num" w:pos="1440"/>
+        </w:tabs>
+        <w:ind w:left="1440" w:hanging="360"/>
+      </w:pPr>
+      <w:rPr>
+        <w:rFonts w:ascii="Courier New" w:hAnsi="Courier New" w:hint="default"/>
+        <w:sz w:val="20"/>
+      </w:rPr>
+    </w:lvl>
+    <w:lvl w:ilvl="2" w:tentative="1">
+      <w:start w:val="1"/>
+      <w:numFmt w:val="bullet"/>
+      <w:lvlText w:val=""/>
+      <w:lvlJc w:val="left"/>
+      <w:pPr>
+        <w:tabs>
+          <w:tab w:val="num" w:pos="2160"/>
+        </w:tabs>
+        <w:ind w:left="2160" w:hanging="360"/>
+      </w:pPr>
+      <w:rPr>
+        <w:rFonts w:ascii="Wingdings" w:hAnsi="Wingdings" w:hint="default"/>
+        <w:sz w:val="20"/>
+      </w:rPr>
+    </w:lvl>
+    <w:lvl w:ilvl="3" w:tentative="1">
+      <w:start w:val="1"/>
+      <w:numFmt w:val="bullet"/>
+      <w:lvlText w:val=""/>
+      <w:lvlJc w:val="left"/>
+      <w:pPr>
+        <w:tabs>
+          <w:tab w:val="num" w:pos="2880"/>
+        </w:tabs>
+        <w:ind w:left="2880" w:hanging="360"/>
+      </w:pPr>
+      <w:rPr>
+        <w:rFonts w:ascii="Wingdings" w:hAnsi="Wingdings" w:hint="default"/>
+        <w:sz w:val="20"/>
+      </w:rPr>
+    </w:lvl>
+    <w:lvl w:ilvl="4" w:tentative="1">
+      <w:start w:val="1"/>
+      <w:numFmt w:val="bullet"/>
+      <w:lvlText w:val=""/>
+      <w:lvlJc w:val="left"/>
+      <w:pPr>
+        <w:tabs>
+          <w:tab w:val="num" w:pos="3600"/>
+        </w:tabs>
+        <w:ind w:left="3600" w:hanging="360"/>
+      </w:pPr>
+      <w:rPr>
+        <w:rFonts w:ascii="Wingdings" w:hAnsi="Wingdings" w:hint="default"/>
+        <w:sz w:val="20"/>
+      </w:rPr>
+    </w:lvl>
+    <w:lvl w:ilvl="5" w:tentative="1">
+      <w:start w:val="1"/>
+      <w:numFmt w:val="bullet"/>
+      <w:lvlText w:val=""/>
+      <w:lvlJc w:val="left"/>
+      <w:pPr>
+        <w:tabs>
+          <w:tab w:val="num" w:pos="4320"/>
+        </w:tabs>
+        <w:ind w:left="4320" w:hanging="360"/>
+      </w:pPr>
+      <w:rPr>
+        <w:rFonts w:ascii="Wingdings" w:hAnsi="Wingdings" w:hint="default"/>
+        <w:sz w:val="20"/>
+      </w:rPr>
+    </w:lvl>
+    <w:lvl w:ilvl="6" w:tentative="1">
+      <w:start w:val="1"/>
+      <w:numFmt w:val="bullet"/>
+      <w:lvlText w:val=""/>
+      <w:lvlJc w:val="left"/>
+      <w:pPr>
+        <w:tabs>
+          <w:tab w:val="num" w:pos="5040"/>
+        </w:tabs>
+        <w:ind w:left="5040" w:hanging="360"/>
+      </w:pPr>
+      <w:rPr>
+        <w:rFonts w:ascii="Wingdings" w:hAnsi="Wingdings" w:hint="default"/>
+        <w:sz w:val="20"/>
+      </w:rPr>
+    </w:lvl>
+    <w:lvl w:ilvl="7" w:tentative="1">
+      <w:start w:val="1"/>
+      <w:numFmt w:val="bullet"/>
+      <w:lvlText w:val=""/>
+      <w:lvlJc w:val="left"/>
+      <w:pPr>
+        <w:tabs>
+          <w:tab w:val="num" w:pos="5760"/>
+        </w:tabs>
+        <w:ind w:left="5760" w:hanging="360"/>
+      </w:pPr>
+      <w:rPr>
+        <w:rFonts w:ascii="Wingdings" w:hAnsi="Wingdings" w:hint="default"/>
+        <w:sz w:val="20"/>
+      </w:rPr>
+    </w:lvl>
+    <w:lvl w:ilvl="8" w:tentative="1">
+      <w:start w:val="1"/>
+      <w:numFmt w:val="bullet"/>
+      <w:lvlText w:val=""/>
+      <w:lvlJc w:val="left"/>
+      <w:pPr>
+        <w:tabs>
+          <w:tab w:val="num" w:pos="6480"/>
+        </w:tabs>
+        <w:ind w:left="6480" w:hanging="360"/>
+      </w:pPr>
+      <w:rPr>
+        <w:rFonts w:ascii="Wingdings" w:hAnsi="Wingdings" w:hint="default"/>
+        <w:sz w:val="20"/>
+      </w:rPr>
+    </w:lvl>
+  </w:abstractNum>
+  <w:abstractNum w:abstractNumId="11" w15:restartNumberingAfterBreak="0">
+    <w:nsid w:val="685F63D1"/>
+    <w:multiLevelType w:val="multilevel"/>
+    <w:tmpl w:val="1ECE4530"/>
+    <w:lvl w:ilvl="0">
+      <w:start w:val="1"/>
+      <w:numFmt w:val="bullet"/>
+      <w:lvlText w:val=""/>
+      <w:lvlJc w:val="left"/>
+      <w:pPr>
+        <w:tabs>
+          <w:tab w:val="num" w:pos="720"/>
+        </w:tabs>
+        <w:ind w:left="720" w:hanging="360"/>
+      </w:pPr>
+      <w:rPr>
+        <w:rFonts w:ascii="Symbol" w:hAnsi="Symbol" w:hint="default"/>
+        <w:sz w:val="20"/>
+      </w:rPr>
+    </w:lvl>
+    <w:lvl w:ilvl="1" w:tentative="1">
+      <w:start w:val="1"/>
+      <w:numFmt w:val="bullet"/>
+      <w:lvlText w:val="o"/>
+      <w:lvlJc w:val="left"/>
+      <w:pPr>
+        <w:tabs>
+          <w:tab w:val="num" w:pos="1440"/>
+        </w:tabs>
+        <w:ind w:left="1440" w:hanging="360"/>
+      </w:pPr>
+      <w:rPr>
+        <w:rFonts w:ascii="Courier New" w:hAnsi="Courier New" w:hint="default"/>
+        <w:sz w:val="20"/>
+      </w:rPr>
+    </w:lvl>
+    <w:lvl w:ilvl="2" w:tentative="1">
+      <w:start w:val="1"/>
+      <w:numFmt w:val="bullet"/>
+      <w:lvlText w:val=""/>
+      <w:lvlJc w:val="left"/>
+      <w:pPr>
+        <w:tabs>
+          <w:tab w:val="num" w:pos="2160"/>
+        </w:tabs>
+        <w:ind w:left="2160" w:hanging="360"/>
+      </w:pPr>
+      <w:rPr>
+        <w:rFonts w:ascii="Wingdings" w:hAnsi="Wingdings" w:hint="default"/>
+        <w:sz w:val="20"/>
+      </w:rPr>
+    </w:lvl>
+    <w:lvl w:ilvl="3" w:tentative="1">
+      <w:start w:val="1"/>
+      <w:numFmt w:val="bullet"/>
+      <w:lvlText w:val=""/>
+      <w:lvlJc w:val="left"/>
+      <w:pPr>
+        <w:tabs>
+          <w:tab w:val="num" w:pos="2880"/>
+        </w:tabs>
+        <w:ind w:left="2880" w:hanging="360"/>
+      </w:pPr>
+      <w:rPr>
+        <w:rFonts w:ascii="Wingdings" w:hAnsi="Wingdings" w:hint="default"/>
+        <w:sz w:val="20"/>
+      </w:rPr>
+    </w:lvl>
+    <w:lvl w:ilvl="4" w:tentative="1">
+      <w:start w:val="1"/>
+      <w:numFmt w:val="bullet"/>
+      <w:lvlText w:val=""/>
+      <w:lvlJc w:val="left"/>
+      <w:pPr>
+        <w:tabs>
+          <w:tab w:val="num" w:pos="3600"/>
+        </w:tabs>
+        <w:ind w:left="3600" w:hanging="360"/>
+      </w:pPr>
+      <w:rPr>
+        <w:rFonts w:ascii="Wingdings" w:hAnsi="Wingdings" w:hint="default"/>
+        <w:sz w:val="20"/>
+      </w:rPr>
+    </w:lvl>
+    <w:lvl w:ilvl="5" w:tentative="1">
+      <w:start w:val="1"/>
+      <w:numFmt w:val="bullet"/>
+      <w:lvlText w:val=""/>
+      <w:lvlJc w:val="left"/>
+      <w:pPr>
+        <w:tabs>
+          <w:tab w:val="num" w:pos="4320"/>
+        </w:tabs>
+        <w:ind w:left="4320" w:hanging="360"/>
+      </w:pPr>
+      <w:rPr>
+        <w:rFonts w:ascii="Wingdings" w:hAnsi="Wingdings" w:hint="default"/>
+        <w:sz w:val="20"/>
+      </w:rPr>
+    </w:lvl>
+    <w:lvl w:ilvl="6" w:tentative="1">
+      <w:start w:val="1"/>
+      <w:numFmt w:val="bullet"/>
+      <w:lvlText w:val=""/>
+      <w:lvlJc w:val="left"/>
+      <w:pPr>
+        <w:tabs>
+          <w:tab w:val="num" w:pos="5040"/>
+        </w:tabs>
+        <w:ind w:left="5040" w:hanging="360"/>
+      </w:pPr>
+      <w:rPr>
+        <w:rFonts w:ascii="Wingdings" w:hAnsi="Wingdings" w:hint="default"/>
+        <w:sz w:val="20"/>
+      </w:rPr>
+    </w:lvl>
+    <w:lvl w:ilvl="7" w:tentative="1">
+      <w:start w:val="1"/>
+      <w:numFmt w:val="bullet"/>
+      <w:lvlText w:val=""/>
+      <w:lvlJc w:val="left"/>
+      <w:pPr>
+        <w:tabs>
+          <w:tab w:val="num" w:pos="5760"/>
+        </w:tabs>
+        <w:ind w:left="5760" w:hanging="360"/>
+      </w:pPr>
+      <w:rPr>
+        <w:rFonts w:ascii="Wingdings" w:hAnsi="Wingdings" w:hint="default"/>
+        <w:sz w:val="20"/>
+      </w:rPr>
+    </w:lvl>
+    <w:lvl w:ilvl="8" w:tentative="1">
+      <w:start w:val="1"/>
+      <w:numFmt w:val="bullet"/>
+      <w:lvlText w:val=""/>
+      <w:lvlJc w:val="left"/>
+      <w:pPr>
+        <w:tabs>
+          <w:tab w:val="num" w:pos="6480"/>
+        </w:tabs>
+        <w:ind w:left="6480" w:hanging="360"/>
+      </w:pPr>
+      <w:rPr>
+        <w:rFonts w:ascii="Wingdings" w:hAnsi="Wingdings" w:hint="default"/>
+        <w:sz w:val="20"/>
+      </w:rPr>
+    </w:lvl>
+  </w:abstractNum>
+  <w:abstractNum w:abstractNumId="12" w15:restartNumberingAfterBreak="0">
+    <w:nsid w:val="6EED4BFF"/>
+    <w:multiLevelType w:val="multilevel"/>
+    <w:tmpl w:val="6A22159C"/>
+    <w:lvl w:ilvl="0">
+      <w:start w:val="1"/>
+      <w:numFmt w:val="bullet"/>
+      <w:lvlText w:val=""/>
+      <w:lvlJc w:val="left"/>
+      <w:pPr>
+        <w:tabs>
+          <w:tab w:val="num" w:pos="720"/>
+        </w:tabs>
+        <w:ind w:left="720" w:hanging="360"/>
+      </w:pPr>
+      <w:rPr>
+        <w:rFonts w:ascii="Symbol" w:hAnsi="Symbol" w:hint="default"/>
+        <w:sz w:val="20"/>
+      </w:rPr>
+    </w:lvl>
+    <w:lvl w:ilvl="1" w:tentative="1">
+      <w:start w:val="1"/>
+      <w:numFmt w:val="bullet"/>
+      <w:lvlText w:val="o"/>
+      <w:lvlJc w:val="left"/>
+      <w:pPr>
+        <w:tabs>
+          <w:tab w:val="num" w:pos="1440"/>
+        </w:tabs>
+        <w:ind w:left="1440" w:hanging="360"/>
+      </w:pPr>
+      <w:rPr>
+        <w:rFonts w:ascii="Courier New" w:hAnsi="Courier New" w:hint="default"/>
+        <w:sz w:val="20"/>
+      </w:rPr>
+    </w:lvl>
+    <w:lvl w:ilvl="2" w:tentative="1">
+      <w:start w:val="1"/>
+      <w:numFmt w:val="bullet"/>
+      <w:lvlText w:val=""/>
+      <w:lvlJc w:val="left"/>
+      <w:pPr>
+        <w:tabs>
+          <w:tab w:val="num" w:pos="2160"/>
+        </w:tabs>
+        <w:ind w:left="2160" w:hanging="360"/>
+      </w:pPr>
+      <w:rPr>
+        <w:rFonts w:ascii="Wingdings" w:hAnsi="Wingdings" w:hint="default"/>
+        <w:sz w:val="20"/>
+      </w:rPr>
+    </w:lvl>
+    <w:lvl w:ilvl="3" w:tentative="1">
+      <w:start w:val="1"/>
+      <w:numFmt w:val="bullet"/>
+      <w:lvlText w:val=""/>
+      <w:lvlJc w:val="left"/>
+      <w:pPr>
+        <w:tabs>
+          <w:tab w:val="num" w:pos="2880"/>
+        </w:tabs>
+        <w:ind w:left="2880" w:hanging="360"/>
+      </w:pPr>
+      <w:rPr>
+        <w:rFonts w:ascii="Wingdings" w:hAnsi="Wingdings" w:hint="default"/>
+        <w:sz w:val="20"/>
+      </w:rPr>
+    </w:lvl>
+    <w:lvl w:ilvl="4" w:tentative="1">
+      <w:start w:val="1"/>
+      <w:numFmt w:val="bullet"/>
+      <w:lvlText w:val=""/>
+      <w:lvlJc w:val="left"/>
+      <w:pPr>
+        <w:tabs>
+          <w:tab w:val="num" w:pos="3600"/>
+        </w:tabs>
+        <w:ind w:left="3600" w:hanging="360"/>
+      </w:pPr>
+      <w:rPr>
+        <w:rFonts w:ascii="Wingdings" w:hAnsi="Wingdings" w:hint="default"/>
+        <w:sz w:val="20"/>
+      </w:rPr>
+    </w:lvl>
+    <w:lvl w:ilvl="5" w:tentative="1">
+      <w:start w:val="1"/>
+      <w:numFmt w:val="bullet"/>
+      <w:lvlText w:val=""/>
+      <w:lvlJc w:val="left"/>
+      <w:pPr>
+        <w:tabs>
+          <w:tab w:val="num" w:pos="4320"/>
+        </w:tabs>
+        <w:ind w:left="4320" w:hanging="360"/>
+      </w:pPr>
+      <w:rPr>
+        <w:rFonts w:ascii="Wingdings" w:hAnsi="Wingdings" w:hint="default"/>
+        <w:sz w:val="20"/>
+      </w:rPr>
+    </w:lvl>
+    <w:lvl w:ilvl="6" w:tentative="1">
+      <w:start w:val="1"/>
+      <w:numFmt w:val="bullet"/>
+      <w:lvlText w:val=""/>
+      <w:lvlJc w:val="left"/>
+      <w:pPr>
+        <w:tabs>
+          <w:tab w:val="num" w:pos="5040"/>
+        </w:tabs>
+        <w:ind w:left="5040" w:hanging="360"/>
+      </w:pPr>
+      <w:rPr>
+        <w:rFonts w:ascii="Wingdings" w:hAnsi="Wingdings" w:hint="default"/>
+        <w:sz w:val="20"/>
+      </w:rPr>
+    </w:lvl>
+    <w:lvl w:ilvl="7" w:tentative="1">
+      <w:start w:val="1"/>
+      <w:numFmt w:val="bullet"/>
+      <w:lvlText w:val=""/>
+      <w:lvlJc w:val="left"/>
+      <w:pPr>
+        <w:tabs>
+          <w:tab w:val="num" w:pos="5760"/>
+        </w:tabs>
+        <w:ind w:left="5760" w:hanging="360"/>
+      </w:pPr>
+      <w:rPr>
+        <w:rFonts w:ascii="Wingdings" w:hAnsi="Wingdings" w:hint="default"/>
+        <w:sz w:val="20"/>
+      </w:rPr>
+    </w:lvl>
+    <w:lvl w:ilvl="8" w:tentative="1">
+      <w:start w:val="1"/>
+      <w:numFmt w:val="bullet"/>
+      <w:lvlText w:val=""/>
+      <w:lvlJc w:val="left"/>
+      <w:pPr>
+        <w:tabs>
+          <w:tab w:val="num" w:pos="6480"/>
+        </w:tabs>
+        <w:ind w:left="6480" w:hanging="360"/>
+      </w:pPr>
+      <w:rPr>
+        <w:rFonts w:ascii="Wingdings" w:hAnsi="Wingdings" w:hint="default"/>
+        <w:sz w:val="20"/>
+      </w:rPr>
+    </w:lvl>
+  </w:abstractNum>
+  <w:abstractNum w:abstractNumId="13" w15:restartNumberingAfterBreak="0">
     <w:nsid w:val="713E3684"/>
     <w:multiLevelType w:val="multilevel"/>
     <w:tmpl w:val="3CD647E4"/>
@@ -4033,7 +8733,7 @@
       </w:rPr>
     </w:lvl>
   </w:abstractNum>
-  <w:abstractNum w:abstractNumId="2" w15:restartNumberingAfterBreak="0">
+  <w:abstractNum w:abstractNumId="14" w15:restartNumberingAfterBreak="0">
     <w:nsid w:val="79405951"/>
     <w:multiLevelType w:val="multilevel"/>
     <w:tmpl w:val="6A687768"/>
@@ -4182,14 +8882,202 @@
       </w:rPr>
     </w:lvl>
   </w:abstractNum>
+  <w:abstractNum w:abstractNumId="15" w15:restartNumberingAfterBreak="0">
+    <w:nsid w:val="7E7105A8"/>
+    <w:multiLevelType w:val="multilevel"/>
+    <w:tmpl w:val="48B48DFA"/>
+    <w:lvl w:ilvl="0">
+      <w:start w:val="1"/>
+      <w:numFmt w:val="bullet"/>
+      <w:lvlText w:val=""/>
+      <w:lvlJc w:val="left"/>
+      <w:pPr>
+        <w:tabs>
+          <w:tab w:val="num" w:pos="720"/>
+        </w:tabs>
+        <w:ind w:left="720" w:hanging="360"/>
+      </w:pPr>
+      <w:rPr>
+        <w:rFonts w:ascii="Symbol" w:hAnsi="Symbol" w:hint="default"/>
+        <w:sz w:val="20"/>
+      </w:rPr>
+    </w:lvl>
+    <w:lvl w:ilvl="1" w:tentative="1">
+      <w:start w:val="1"/>
+      <w:numFmt w:val="bullet"/>
+      <w:lvlText w:val="o"/>
+      <w:lvlJc w:val="left"/>
+      <w:pPr>
+        <w:tabs>
+          <w:tab w:val="num" w:pos="1440"/>
+        </w:tabs>
+        <w:ind w:left="1440" w:hanging="360"/>
+      </w:pPr>
+      <w:rPr>
+        <w:rFonts w:ascii="Courier New" w:hAnsi="Courier New" w:hint="default"/>
+        <w:sz w:val="20"/>
+      </w:rPr>
+    </w:lvl>
+    <w:lvl w:ilvl="2" w:tentative="1">
+      <w:start w:val="1"/>
+      <w:numFmt w:val="bullet"/>
+      <w:lvlText w:val=""/>
+      <w:lvlJc w:val="left"/>
+      <w:pPr>
+        <w:tabs>
+          <w:tab w:val="num" w:pos="2160"/>
+        </w:tabs>
+        <w:ind w:left="2160" w:hanging="360"/>
+      </w:pPr>
+      <w:rPr>
+        <w:rFonts w:ascii="Wingdings" w:hAnsi="Wingdings" w:hint="default"/>
+        <w:sz w:val="20"/>
+      </w:rPr>
+    </w:lvl>
+    <w:lvl w:ilvl="3" w:tentative="1">
+      <w:start w:val="1"/>
+      <w:numFmt w:val="bullet"/>
+      <w:lvlText w:val=""/>
+      <w:lvlJc w:val="left"/>
+      <w:pPr>
+        <w:tabs>
+          <w:tab w:val="num" w:pos="2880"/>
+        </w:tabs>
+        <w:ind w:left="2880" w:hanging="360"/>
+      </w:pPr>
+      <w:rPr>
+        <w:rFonts w:ascii="Wingdings" w:hAnsi="Wingdings" w:hint="default"/>
+        <w:sz w:val="20"/>
+      </w:rPr>
+    </w:lvl>
+    <w:lvl w:ilvl="4" w:tentative="1">
+      <w:start w:val="1"/>
+      <w:numFmt w:val="bullet"/>
+      <w:lvlText w:val=""/>
+      <w:lvlJc w:val="left"/>
+      <w:pPr>
+        <w:tabs>
+          <w:tab w:val="num" w:pos="3600"/>
+        </w:tabs>
+        <w:ind w:left="3600" w:hanging="360"/>
+      </w:pPr>
+      <w:rPr>
+        <w:rFonts w:ascii="Wingdings" w:hAnsi="Wingdings" w:hint="default"/>
+        <w:sz w:val="20"/>
+      </w:rPr>
+    </w:lvl>
+    <w:lvl w:ilvl="5" w:tentative="1">
+      <w:start w:val="1"/>
+      <w:numFmt w:val="bullet"/>
+      <w:lvlText w:val=""/>
+      <w:lvlJc w:val="left"/>
+      <w:pPr>
+        <w:tabs>
+          <w:tab w:val="num" w:pos="4320"/>
+        </w:tabs>
+        <w:ind w:left="4320" w:hanging="360"/>
+      </w:pPr>
+      <w:rPr>
+        <w:rFonts w:ascii="Wingdings" w:hAnsi="Wingdings" w:hint="default"/>
+        <w:sz w:val="20"/>
+      </w:rPr>
+    </w:lvl>
+    <w:lvl w:ilvl="6" w:tentative="1">
+      <w:start w:val="1"/>
+      <w:numFmt w:val="bullet"/>
+      <w:lvlText w:val=""/>
+      <w:lvlJc w:val="left"/>
+      <w:pPr>
+        <w:tabs>
+          <w:tab w:val="num" w:pos="5040"/>
+        </w:tabs>
+        <w:ind w:left="5040" w:hanging="360"/>
+      </w:pPr>
+      <w:rPr>
+        <w:rFonts w:ascii="Wingdings" w:hAnsi="Wingdings" w:hint="default"/>
+        <w:sz w:val="20"/>
+      </w:rPr>
+    </w:lvl>
+    <w:lvl w:ilvl="7" w:tentative="1">
+      <w:start w:val="1"/>
+      <w:numFmt w:val="bullet"/>
+      <w:lvlText w:val=""/>
+      <w:lvlJc w:val="left"/>
+      <w:pPr>
+        <w:tabs>
+          <w:tab w:val="num" w:pos="5760"/>
+        </w:tabs>
+        <w:ind w:left="5760" w:hanging="360"/>
+      </w:pPr>
+      <w:rPr>
+        <w:rFonts w:ascii="Wingdings" w:hAnsi="Wingdings" w:hint="default"/>
+        <w:sz w:val="20"/>
+      </w:rPr>
+    </w:lvl>
+    <w:lvl w:ilvl="8" w:tentative="1">
+      <w:start w:val="1"/>
+      <w:numFmt w:val="bullet"/>
+      <w:lvlText w:val=""/>
+      <w:lvlJc w:val="left"/>
+      <w:pPr>
+        <w:tabs>
+          <w:tab w:val="num" w:pos="6480"/>
+        </w:tabs>
+        <w:ind w:left="6480" w:hanging="360"/>
+      </w:pPr>
+      <w:rPr>
+        <w:rFonts w:ascii="Wingdings" w:hAnsi="Wingdings" w:hint="default"/>
+        <w:sz w:val="20"/>
+      </w:rPr>
+    </w:lvl>
+  </w:abstractNum>
   <w:num w:numId="1" w16cid:durableId="498693585">
+    <w:abstractNumId w:val="14"/>
+  </w:num>
+  <w:num w:numId="2" w16cid:durableId="609633116">
+    <w:abstractNumId w:val="5"/>
+  </w:num>
+  <w:num w:numId="3" w16cid:durableId="1138958428">
+    <w:abstractNumId w:val="13"/>
+  </w:num>
+  <w:num w:numId="4" w16cid:durableId="1220559852">
+    <w:abstractNumId w:val="1"/>
+  </w:num>
+  <w:num w:numId="5" w16cid:durableId="326401459">
+    <w:abstractNumId w:val="10"/>
+  </w:num>
+  <w:num w:numId="6" w16cid:durableId="1489597112">
+    <w:abstractNumId w:val="4"/>
+  </w:num>
+  <w:num w:numId="7" w16cid:durableId="733896036">
+    <w:abstractNumId w:val="9"/>
+  </w:num>
+  <w:num w:numId="8" w16cid:durableId="1934361513">
     <w:abstractNumId w:val="2"/>
   </w:num>
-  <w:num w:numId="2" w16cid:durableId="609633116">
+  <w:num w:numId="9" w16cid:durableId="996569942">
+    <w:abstractNumId w:val="6"/>
+  </w:num>
+  <w:num w:numId="10" w16cid:durableId="1124733073">
     <w:abstractNumId w:val="0"/>
   </w:num>
-  <w:num w:numId="3" w16cid:durableId="1138958428">
-    <w:abstractNumId w:val="1"/>
+  <w:num w:numId="11" w16cid:durableId="738359050">
+    <w:abstractNumId w:val="8"/>
+  </w:num>
+  <w:num w:numId="12" w16cid:durableId="676158679">
+    <w:abstractNumId w:val="15"/>
+  </w:num>
+  <w:num w:numId="13" w16cid:durableId="701321110">
+    <w:abstractNumId w:val="12"/>
+  </w:num>
+  <w:num w:numId="14" w16cid:durableId="1527668645">
+    <w:abstractNumId w:val="11"/>
+  </w:num>
+  <w:num w:numId="15" w16cid:durableId="734160917">
+    <w:abstractNumId w:val="3"/>
+  </w:num>
+  <w:num w:numId="16" w16cid:durableId="269629903">
+    <w:abstractNumId w:val="7"/>
   </w:num>
 </w:numbering>
 </file>
